--- a/cst/Отчёт_конус_Чапурский_CST.docx
+++ b/cst/Отчёт_конус_Чапурский_CST.docx
@@ -618,7 +618,7 @@
               <w:rPr>
                 <w:sz w:val="20"/>
               </w:rPr>
-              <w:t>7,38</w:t>
+              <w:t>7,50</w:t>
             </w:r>
           </w:p>
         </w:tc>
@@ -705,7 +705,7 @@
               <w:rPr>
                 <w:sz w:val="20"/>
               </w:rPr>
-              <w:t>7,25</w:t>
+              <w:t>7,50</w:t>
             </w:r>
           </w:p>
         </w:tc>
@@ -776,6 +776,638 @@
     </w:p>
     <w:p>
       <w:pPr>
+        <w:jc w:val="center"/>
+      </w:pPr>
+      <w:r>
+        <w:drawing>
+          <wp:inline xmlns:a="http://schemas.openxmlformats.org/drawingml/2006/main" xmlns:pic="http://schemas.openxmlformats.org/drawingml/2006/picture">
+            <wp:extent cx="5940000" cy="1980000"/>
+            <wp:docPr id="3" name="Picture 3"/>
+            <wp:cNvGraphicFramePr>
+              <a:graphicFrameLocks noChangeAspect="1"/>
+            </wp:cNvGraphicFramePr>
+            <a:graphic>
+              <a:graphicData uri="http://schemas.openxmlformats.org/drawingml/2006/picture">
+                <pic:pic>
+                  <pic:nvPicPr>
+                    <pic:cNvPr id="0" name="cone_cuts.png"/>
+                    <pic:cNvPicPr/>
+                  </pic:nvPicPr>
+                  <pic:blipFill>
+                    <a:blip r:embed="rId11"/>
+                    <a:stretch>
+                      <a:fillRect/>
+                    </a:stretch>
+                  </pic:blipFill>
+                  <pic:spPr>
+                    <a:xfrm>
+                      <a:off x="0" y="0"/>
+                      <a:ext cx="5940000" cy="1980000"/>
+                    </a:xfrm>
+                    <a:prstGeom prst="rect"/>
+                  </pic:spPr>
+                </pic:pic>
+              </a:graphicData>
+            </a:graphic>
+          </wp:inline>
+        </w:drawing>
+      </w:r>
+    </w:p>
+    <w:p>
+      <w:pPr>
+        <w:spacing w:after="200"/>
+        <w:jc w:val="center"/>
+      </w:pPr>
+      <w:r>
+        <w:rPr>
+          <w:b w:val="0"/>
+          <w:i/>
+          <w:sz w:val="20"/>
+        </w:rPr>
+        <w:t>Рис. 3. Конус, 10 ГГц: ОФН по ф. (12) с изотропными элементами (серая), то же × множитель элемента (чёрная) и по полноволновым ДН из CST (красная пунктирная); слева азимут, справа угол места; опорное направление — горизонт, φ = 0</w:t>
+      </w:r>
+    </w:p>
+    <w:tbl>
+      <w:tblPr>
+        <w:tblStyle w:val="TableGrid"/>
+        <w:tblW w:type="auto" w:w="0"/>
+        <w:jc w:val="center"/>
+        <w:tblLook w:firstColumn="1" w:firstRow="1" w:lastColumn="0" w:lastRow="0" w:noHBand="0" w:noVBand="1" w:val="04A0"/>
+      </w:tblPr>
+      <w:tblGrid>
+        <w:gridCol w:w="2422"/>
+        <w:gridCol w:w="2422"/>
+        <w:gridCol w:w="2422"/>
+        <w:gridCol w:w="2422"/>
+      </w:tblGrid>
+      <w:tr>
+        <w:tc>
+          <w:tcPr>
+            <w:tcW w:type="dxa" w:w="1361"/>
+            <w:shd w:val="clear" w:color="auto" w:fill="E7E6E6"/>
+          </w:tcPr>
+          <w:p>
+            <w:pPr>
+              <w:jc w:val="center"/>
+            </w:pPr>
+            <w:r/>
+            <w:r>
+              <w:rPr>
+                <w:b/>
+                <w:sz w:val="20"/>
+              </w:rPr>
+              <w:t>Сечение</w:t>
+            </w:r>
+          </w:p>
+        </w:tc>
+        <w:tc>
+          <w:tcPr>
+            <w:tcW w:type="dxa" w:w="4535"/>
+            <w:shd w:val="clear" w:color="auto" w:fill="E7E6E6"/>
+          </w:tcPr>
+          <w:p>
+            <w:pPr>
+              <w:jc w:val="center"/>
+            </w:pPr>
+            <w:r/>
+            <w:r>
+              <w:rPr>
+                <w:b/>
+                <w:sz w:val="20"/>
+              </w:rPr>
+              <w:t>Расчёт</w:t>
+            </w:r>
+          </w:p>
+        </w:tc>
+        <w:tc>
+          <w:tcPr>
+            <w:tcW w:type="dxa" w:w="1474"/>
+            <w:shd w:val="clear" w:color="auto" w:fill="E7E6E6"/>
+          </w:tcPr>
+          <w:p>
+            <w:pPr>
+              <w:jc w:val="center"/>
+            </w:pPr>
+            <w:r/>
+            <w:r>
+              <w:rPr>
+                <w:b/>
+                <w:sz w:val="20"/>
+              </w:rPr>
+              <w:t>Ширина −3 дБ, °</w:t>
+            </w:r>
+          </w:p>
+        </w:tc>
+        <w:tc>
+          <w:tcPr>
+            <w:tcW w:type="dxa" w:w="1247"/>
+            <w:shd w:val="clear" w:color="auto" w:fill="E7E6E6"/>
+          </w:tcPr>
+          <w:p>
+            <w:pPr>
+              <w:jc w:val="center"/>
+            </w:pPr>
+            <w:r/>
+            <w:r>
+              <w:rPr>
+                <w:b/>
+                <w:sz w:val="20"/>
+              </w:rPr>
+              <w:t>УБЛ, дБ</w:t>
+            </w:r>
+          </w:p>
+        </w:tc>
+      </w:tr>
+      <w:tr>
+        <w:tc>
+          <w:tcPr>
+            <w:tcW w:type="dxa" w:w="1361"/>
+          </w:tcPr>
+          <w:p>
+            <w:pPr>
+              <w:jc w:val="left"/>
+            </w:pPr>
+            <w:r/>
+            <w:r>
+              <w:rPr>
+                <w:sz w:val="20"/>
+              </w:rPr>
+              <w:t>азимут</w:t>
+            </w:r>
+          </w:p>
+        </w:tc>
+        <w:tc>
+          <w:tcPr>
+            <w:tcW w:type="dxa" w:w="4535"/>
+          </w:tcPr>
+          <w:p>
+            <w:pPr>
+              <w:jc w:val="center"/>
+            </w:pPr>
+            <w:r/>
+            <w:r>
+              <w:rPr>
+                <w:sz w:val="20"/>
+              </w:rPr>
+              <w:t>Чапурский, ф. (12): геометрия, изотропные</w:t>
+            </w:r>
+          </w:p>
+        </w:tc>
+        <w:tc>
+          <w:tcPr>
+            <w:tcW w:type="dxa" w:w="1474"/>
+          </w:tcPr>
+          <w:p>
+            <w:pPr>
+              <w:jc w:val="center"/>
+            </w:pPr>
+            <w:r/>
+            <w:r>
+              <w:rPr>
+                <w:sz w:val="20"/>
+              </w:rPr>
+              <w:t>3,66</w:t>
+            </w:r>
+          </w:p>
+        </w:tc>
+        <w:tc>
+          <w:tcPr>
+            <w:tcW w:type="dxa" w:w="1247"/>
+          </w:tcPr>
+          <w:p>
+            <w:pPr>
+              <w:jc w:val="center"/>
+            </w:pPr>
+            <w:r/>
+            <w:r>
+              <w:rPr>
+                <w:sz w:val="20"/>
+              </w:rPr>
+              <w:t>−18,6</w:t>
+            </w:r>
+          </w:p>
+        </w:tc>
+      </w:tr>
+      <w:tr>
+        <w:tc>
+          <w:tcPr>
+            <w:tcW w:type="dxa" w:w="1361"/>
+          </w:tcPr>
+          <w:p>
+            <w:pPr>
+              <w:jc w:val="left"/>
+            </w:pPr>
+            <w:r/>
+            <w:r>
+              <w:rPr>
+                <w:sz w:val="20"/>
+              </w:rPr>
+              <w:t>азимут</w:t>
+            </w:r>
+          </w:p>
+        </w:tc>
+        <w:tc>
+          <w:tcPr>
+            <w:tcW w:type="dxa" w:w="4535"/>
+          </w:tcPr>
+          <w:p>
+            <w:pPr>
+              <w:jc w:val="center"/>
+            </w:pPr>
+            <w:r/>
+            <w:r>
+              <w:rPr>
+                <w:sz w:val="20"/>
+              </w:rPr>
+              <w:t>ф. (12) × множитель элемента</w:t>
+            </w:r>
+          </w:p>
+        </w:tc>
+        <w:tc>
+          <w:tcPr>
+            <w:tcW w:type="dxa" w:w="1474"/>
+          </w:tcPr>
+          <w:p>
+            <w:pPr>
+              <w:jc w:val="center"/>
+            </w:pPr>
+            <w:r/>
+            <w:r>
+              <w:rPr>
+                <w:sz w:val="20"/>
+              </w:rPr>
+              <w:t>3,66</w:t>
+            </w:r>
+          </w:p>
+        </w:tc>
+        <w:tc>
+          <w:tcPr>
+            <w:tcW w:type="dxa" w:w="1247"/>
+          </w:tcPr>
+          <w:p>
+            <w:pPr>
+              <w:jc w:val="center"/>
+            </w:pPr>
+            <w:r/>
+            <w:r>
+              <w:rPr>
+                <w:sz w:val="20"/>
+              </w:rPr>
+              <w:t>−18,0</w:t>
+            </w:r>
+          </w:p>
+        </w:tc>
+      </w:tr>
+      <w:tr>
+        <w:tc>
+          <w:tcPr>
+            <w:tcW w:type="dxa" w:w="1361"/>
+          </w:tcPr>
+          <w:p>
+            <w:pPr>
+              <w:jc w:val="left"/>
+            </w:pPr>
+            <w:r/>
+            <w:r>
+              <w:rPr>
+                <w:sz w:val="20"/>
+              </w:rPr>
+              <w:t>азимут</w:t>
+            </w:r>
+          </w:p>
+        </w:tc>
+        <w:tc>
+          <w:tcPr>
+            <w:tcW w:type="dxa" w:w="4535"/>
+          </w:tcPr>
+          <w:p>
+            <w:pPr>
+              <w:jc w:val="center"/>
+            </w:pPr>
+            <w:r/>
+            <w:r>
+              <w:rPr>
+                <w:sz w:val="20"/>
+              </w:rPr>
+              <w:t>CST: Σ F_tx·F_rx с геометрическими опорными фазами</w:t>
+            </w:r>
+          </w:p>
+        </w:tc>
+        <w:tc>
+          <w:tcPr>
+            <w:tcW w:type="dxa" w:w="1474"/>
+          </w:tcPr>
+          <w:p>
+            <w:pPr>
+              <w:jc w:val="center"/>
+            </w:pPr>
+            <w:r/>
+            <w:r>
+              <w:rPr>
+                <w:sz w:val="20"/>
+              </w:rPr>
+              <w:t>3,63</w:t>
+            </w:r>
+          </w:p>
+        </w:tc>
+        <w:tc>
+          <w:tcPr>
+            <w:tcW w:type="dxa" w:w="1247"/>
+          </w:tcPr>
+          <w:p>
+            <w:pPr>
+              <w:jc w:val="center"/>
+            </w:pPr>
+            <w:r/>
+            <w:r>
+              <w:rPr>
+                <w:sz w:val="20"/>
+              </w:rPr>
+              <w:t>−17,1</w:t>
+            </w:r>
+          </w:p>
+        </w:tc>
+      </w:tr>
+      <w:tr>
+        <w:tc>
+          <w:tcPr>
+            <w:tcW w:type="dxa" w:w="1361"/>
+          </w:tcPr>
+          <w:p>
+            <w:pPr>
+              <w:jc w:val="left"/>
+            </w:pPr>
+            <w:r/>
+            <w:r>
+              <w:rPr>
+                <w:sz w:val="20"/>
+              </w:rPr>
+              <w:t>угол места</w:t>
+            </w:r>
+          </w:p>
+        </w:tc>
+        <w:tc>
+          <w:tcPr>
+            <w:tcW w:type="dxa" w:w="4535"/>
+          </w:tcPr>
+          <w:p>
+            <w:pPr>
+              <w:jc w:val="center"/>
+            </w:pPr>
+            <w:r/>
+            <w:r>
+              <w:rPr>
+                <w:sz w:val="20"/>
+              </w:rPr>
+              <w:t>Чапурский, ф. (12): геометрия, изотропные</w:t>
+            </w:r>
+          </w:p>
+        </w:tc>
+        <w:tc>
+          <w:tcPr>
+            <w:tcW w:type="dxa" w:w="1474"/>
+          </w:tcPr>
+          <w:p>
+            <w:pPr>
+              <w:jc w:val="center"/>
+            </w:pPr>
+            <w:r/>
+            <w:r>
+              <w:rPr>
+                <w:sz w:val="20"/>
+              </w:rPr>
+              <w:t>7,43</w:t>
+            </w:r>
+          </w:p>
+        </w:tc>
+        <w:tc>
+          <w:tcPr>
+            <w:tcW w:type="dxa" w:w="1247"/>
+          </w:tcPr>
+          <w:p>
+            <w:pPr>
+              <w:jc w:val="center"/>
+            </w:pPr>
+            <w:r/>
+            <w:r>
+              <w:rPr>
+                <w:sz w:val="20"/>
+              </w:rPr>
+              <w:t>−8,5</w:t>
+            </w:r>
+          </w:p>
+        </w:tc>
+      </w:tr>
+      <w:tr>
+        <w:tc>
+          <w:tcPr>
+            <w:tcW w:type="dxa" w:w="1361"/>
+          </w:tcPr>
+          <w:p>
+            <w:pPr>
+              <w:jc w:val="left"/>
+            </w:pPr>
+            <w:r/>
+            <w:r>
+              <w:rPr>
+                <w:sz w:val="20"/>
+              </w:rPr>
+              <w:t>угол места</w:t>
+            </w:r>
+          </w:p>
+        </w:tc>
+        <w:tc>
+          <w:tcPr>
+            <w:tcW w:type="dxa" w:w="4535"/>
+          </w:tcPr>
+          <w:p>
+            <w:pPr>
+              <w:jc w:val="center"/>
+            </w:pPr>
+            <w:r/>
+            <w:r>
+              <w:rPr>
+                <w:sz w:val="20"/>
+              </w:rPr>
+              <w:t>ф. (12) × множитель элемента</w:t>
+            </w:r>
+          </w:p>
+        </w:tc>
+        <w:tc>
+          <w:tcPr>
+            <w:tcW w:type="dxa" w:w="1474"/>
+          </w:tcPr>
+          <w:p>
+            <w:pPr>
+              <w:jc w:val="center"/>
+            </w:pPr>
+            <w:r/>
+            <w:r>
+              <w:rPr>
+                <w:sz w:val="20"/>
+              </w:rPr>
+              <w:t>7,32</w:t>
+            </w:r>
+          </w:p>
+        </w:tc>
+        <w:tc>
+          <w:tcPr>
+            <w:tcW w:type="dxa" w:w="1247"/>
+          </w:tcPr>
+          <w:p>
+            <w:pPr>
+              <w:jc w:val="center"/>
+            </w:pPr>
+            <w:r/>
+            <w:r>
+              <w:rPr>
+                <w:sz w:val="20"/>
+              </w:rPr>
+              <w:t>−9,7</w:t>
+            </w:r>
+          </w:p>
+        </w:tc>
+      </w:tr>
+      <w:tr>
+        <w:tc>
+          <w:tcPr>
+            <w:tcW w:type="dxa" w:w="1361"/>
+          </w:tcPr>
+          <w:p>
+            <w:pPr>
+              <w:jc w:val="left"/>
+            </w:pPr>
+            <w:r/>
+            <w:r>
+              <w:rPr>
+                <w:sz w:val="20"/>
+              </w:rPr>
+              <w:t>угол места</w:t>
+            </w:r>
+          </w:p>
+        </w:tc>
+        <w:tc>
+          <w:tcPr>
+            <w:tcW w:type="dxa" w:w="4535"/>
+          </w:tcPr>
+          <w:p>
+            <w:pPr>
+              <w:jc w:val="center"/>
+            </w:pPr>
+            <w:r/>
+            <w:r>
+              <w:rPr>
+                <w:sz w:val="20"/>
+              </w:rPr>
+              <w:t>CST: Σ F_tx·F_rx с геометрическими опорными фазами</w:t>
+            </w:r>
+          </w:p>
+        </w:tc>
+        <w:tc>
+          <w:tcPr>
+            <w:tcW w:type="dxa" w:w="1474"/>
+          </w:tcPr>
+          <w:p>
+            <w:pPr>
+              <w:jc w:val="center"/>
+            </w:pPr>
+            <w:r/>
+            <w:r>
+              <w:rPr>
+                <w:sz w:val="20"/>
+              </w:rPr>
+              <w:t>7,41</w:t>
+            </w:r>
+          </w:p>
+        </w:tc>
+        <w:tc>
+          <w:tcPr>
+            <w:tcW w:type="dxa" w:w="1247"/>
+          </w:tcPr>
+          <w:p>
+            <w:pPr>
+              <w:jc w:val="center"/>
+            </w:pPr>
+            <w:r/>
+            <w:r>
+              <w:rPr>
+                <w:sz w:val="20"/>
+              </w:rPr>
+              <w:t>−8,2</w:t>
+            </w:r>
+          </w:p>
+        </w:tc>
+      </w:tr>
+    </w:tbl>
+    <w:p>
+      <w:pPr>
+        <w:spacing w:after="200"/>
+        <w:jc w:val="center"/>
+      </w:pPr>
+      <w:r>
+        <w:rPr>
+          <w:b w:val="0"/>
+          <w:i/>
+          <w:sz w:val="20"/>
+        </w:rPr>
+        <w:t>Табл. 2. Конус: ширина луча и УБЛ ОФН по Чапурскому и по CST, 10 ГГц</w:t>
+      </w:r>
+    </w:p>
+    <w:p>
+      <w:pPr>
+        <w:jc w:val="center"/>
+      </w:pPr>
+      <w:r>
+        <w:drawing>
+          <wp:inline xmlns:a="http://schemas.openxmlformats.org/drawingml/2006/main" xmlns:pic="http://schemas.openxmlformats.org/drawingml/2006/picture">
+            <wp:extent cx="6120000" cy="2247235"/>
+            <wp:docPr id="4" name="Picture 4"/>
+            <wp:cNvGraphicFramePr>
+              <a:graphicFrameLocks noChangeAspect="1"/>
+            </wp:cNvGraphicFramePr>
+            <a:graphic>
+              <a:graphicData uri="http://schemas.openxmlformats.org/drawingml/2006/picture">
+                <pic:pic>
+                  <pic:nvPicPr>
+                    <pic:cNvPr id="0" name="cone_vpc.png"/>
+                    <pic:cNvPicPr/>
+                  </pic:nvPicPr>
+                  <pic:blipFill>
+                    <a:blip r:embed="rId12"/>
+                    <a:stretch>
+                      <a:fillRect/>
+                    </a:stretch>
+                  </pic:blipFill>
+                  <pic:spPr>
+                    <a:xfrm>
+                      <a:off x="0" y="0"/>
+                      <a:ext cx="6120000" cy="2247235"/>
+                    </a:xfrm>
+                    <a:prstGeom prst="rect"/>
+                  </pic:spPr>
+                </pic:pic>
+              </a:graphicData>
+            </a:graphic>
+          </wp:inline>
+        </w:drawing>
+      </w:r>
+    </w:p>
+    <w:p>
+      <w:pPr>
+        <w:spacing w:after="200"/>
+        <w:jc w:val="center"/>
+      </w:pPr>
+      <w:r>
+        <w:rPr>
+          <w:b w:val="0"/>
+          <w:i/>
+          <w:sz w:val="20"/>
+        </w:rPr>
+        <w:t>Рис. 4. Виртуальные центры всех 252 пар конуса: треугольники — r_tn + r_rk (Чапурский), точки — по полноволновым откликам пар из CST (подгонка фазы в полосе углов места ±30° на всех азимутах, три координаты); справа — гистограмма расхождений</w:t>
+      </w:r>
+    </w:p>
+    <w:p>
+      <w:pPr>
         <w:jc w:val="both"/>
       </w:pPr>
       <w:r>
@@ -783,7 +1415,7 @@
           <w:b w:val="0"/>
           <w:i w:val="0"/>
         </w:rPr>
-        <w:t>Расчёт в CST ещё выполняется; раздел будет дополнен рис. 3–4 и табл. 2 по его окончании.</w:t>
+        <w:t>Как читать рис. 3–4 и табл. 2. Виртуальные центры по CST совпадают с r_tn + r_rk: расхождение в среднем 0,46 мм, у 95 % пар не более 0,70 мм, наибольшее 0,74 мм (по осям x/y/z: 0,48/0,52/0,65 мм); пар с расхождением больше λ/20 — 0. Это ответ на вопрос о координатах виртуальных фазовых центров объёмной решётки: они равны сумме координат передатчика и приёмника и для конуса, в том числе по высоте z. ОФН по CST повторяет ОФН по формуле с множителем элемента по ширине луча и по уровням лепестков (табл. 2); отличие от изотропного варианта — множитель элемента, который в формулы Чапурского не входит и появляется только в электродинамическом расчёте.</w:t>
       </w:r>
     </w:p>
     <w:p>
@@ -832,6 +1464,26 @@
           <w:i w:val="0"/>
         </w:rPr>
         <w:t>— дальнозонный предел того же метода: решётка из точек r_tn + r_rk. Для конуса он совпадает с расчётом по точным задержкам уже на дальности 3 м.</w:t>
+      </w:r>
+    </w:p>
+    <w:p>
+      <w:pPr>
+        <w:pStyle w:val="ListBullet"/>
+        <w:jc w:val="both"/>
+      </w:pPr>
+      <w:r>
+        <w:rPr>
+          <w:b/>
+          <w:i w:val="0"/>
+        </w:rPr>
+        <w:t xml:space="preserve">CST подтверждает метод для реальных излучателей: </w:t>
+      </w:r>
+      <w:r>
+        <w:rPr>
+          <w:b w:val="0"/>
+          <w:i w:val="0"/>
+        </w:rPr>
+        <w:t>координаты всех 252 виртуальных центров конуса — в точках r_tn + r_rk с точностью 0,74 мм (λ/40), ОФН по CST и по формуле совпадают при учёте множителя элемента.</w:t>
       </w:r>
     </w:p>
     <w:p>

--- a/cst/Отчёт_конус_Чапурский_CST.docx
+++ b/cst/Отчёт_конус_Чапурский_CST.docx
@@ -58,7 +58,7 @@
           <w:b w:val="0"/>
           <w:i w:val="0"/>
         </w:rPr>
-        <w:t>Метод изложен в статье [7] (Вестник МГТУ, Приборостроение, 2011, № 4). Передающая решётка из Nt элементов в точках r_tn и приёмная из Nr элементов в точках r_rk; каждый передатчик излучает свой сигнал (разделение по времени или по частоте), каждый приёмник принимает отражения от всех передатчиков. Расчёт идёт в четыре шага.</w:t>
+        <w:t>Метод изложен в статье [7] (Вестник МГТУ, Приборостроение, 2011, № 4). Передающая решётка из Nₜ элементов в точках rₜₙ и приёмная из Nᵣ элементов в точках rᵣₖ; каждый передатчик излучает свой сигнал (разделение по времени или по частоте), каждый приёмник принимает отражения от всех передатчиков. Расчёт идёт в четыре шага.</w:t>
       </w:r>
     </w:p>
     <w:p>
@@ -77,19 +77,402 @@
           <w:b w:val="0"/>
           <w:i w:val="0"/>
         </w:rPr>
-        <w:t>Сигнал n-го передатчика доходит до точки r, отражается и приходит к k-му приёмнику с задержкой (с. 77, ф. (4)–(6)):</w:t>
+        <w:t>Сигнал n-го передатчика доходит до точки r, отражается и приходит к k-му приёмнику с задержкой (формулы (1) и (2); в статье — ф. (4)–(6), с. 77):</w:t>
       </w:r>
     </w:p>
     <w:p>
       <w:pPr>
-        <w:spacing w:after="80"/>
-        <w:jc w:val="center"/>
+        <w:tabs>
+          <w:tab w:pos="4677" w:val="center"/>
+          <w:tab w:pos="9354" w:val="right"/>
+        </w:tabs>
+        <w:spacing w:before="120" w:after="120"/>
+        <w:ind w:firstLine="0"/>
+        <w:jc w:val="left"/>
+      </w:pPr>
+      <w:r>
+        <w:tab/>
+      </w:r>
+      <w:r>
+        <w:rPr>
+          <w:rFonts w:ascii="Times New Roman" w:hAnsi="Times New Roman"/>
+          <w:i/>
+          <w:sz w:val="24"/>
+        </w:rPr>
+        <w:t>τ</w:t>
+      </w:r>
+      <w:r>
+        <w:rPr>
+          <w:rFonts w:ascii="Times New Roman" w:hAnsi="Times New Roman"/>
+          <w:sz w:val="24"/>
+          <w:vertAlign w:val="subscript"/>
+        </w:rPr>
+        <w:t>nk</w:t>
+      </w:r>
+      <w:r>
+        <w:rPr>
+          <w:rFonts w:ascii="Times New Roman" w:hAnsi="Times New Roman"/>
+          <w:sz w:val="24"/>
+        </w:rPr>
+        <w:t>(</w:t>
+      </w:r>
+      <w:r>
+        <w:rPr>
+          <w:rFonts w:ascii="Times New Roman" w:hAnsi="Times New Roman"/>
+          <w:b/>
+          <w:i/>
+          <w:sz w:val="24"/>
+        </w:rPr>
+        <w:t>r</w:t>
+      </w:r>
+      <w:r>
+        <w:rPr>
+          <w:rFonts w:ascii="Times New Roman" w:hAnsi="Times New Roman"/>
+          <w:sz w:val="24"/>
+        </w:rPr>
+        <w:t xml:space="preserve">) = </w:t>
+      </w:r>
+      <w:r>
+        <w:rPr>
+          <w:rFonts w:ascii="Times New Roman" w:hAnsi="Times New Roman"/>
+          <w:i/>
+          <w:sz w:val="24"/>
+        </w:rPr>
+        <w:t>τ</w:t>
+      </w:r>
+      <w:r>
+        <w:rPr>
+          <w:rFonts w:ascii="Times New Roman" w:hAnsi="Times New Roman"/>
+          <w:sz w:val="24"/>
+          <w:vertAlign w:val="subscript"/>
+        </w:rPr>
+        <w:t>tn</w:t>
+      </w:r>
+      <w:r>
+        <w:rPr>
+          <w:rFonts w:ascii="Times New Roman" w:hAnsi="Times New Roman"/>
+          <w:sz w:val="24"/>
+        </w:rPr>
+        <w:t>(</w:t>
+      </w:r>
+      <w:r>
+        <w:rPr>
+          <w:rFonts w:ascii="Times New Roman" w:hAnsi="Times New Roman"/>
+          <w:b/>
+          <w:i/>
+          <w:sz w:val="24"/>
+        </w:rPr>
+        <w:t>r</w:t>
+      </w:r>
+      <w:r>
+        <w:rPr>
+          <w:rFonts w:ascii="Times New Roman" w:hAnsi="Times New Roman"/>
+          <w:sz w:val="24"/>
+        </w:rPr>
+        <w:t xml:space="preserve">) + </w:t>
+      </w:r>
+      <w:r>
+        <w:rPr>
+          <w:rFonts w:ascii="Times New Roman" w:hAnsi="Times New Roman"/>
+          <w:i/>
+          <w:sz w:val="24"/>
+        </w:rPr>
+        <w:t>τ</w:t>
+      </w:r>
+      <w:r>
+        <w:rPr>
+          <w:rFonts w:ascii="Times New Roman" w:hAnsi="Times New Roman"/>
+          <w:sz w:val="24"/>
+          <w:vertAlign w:val="subscript"/>
+        </w:rPr>
+        <w:t>rk</w:t>
+      </w:r>
+      <w:r>
+        <w:rPr>
+          <w:rFonts w:ascii="Times New Roman" w:hAnsi="Times New Roman"/>
+          <w:sz w:val="24"/>
+        </w:rPr>
+        <w:t>(</w:t>
+      </w:r>
+      <w:r>
+        <w:rPr>
+          <w:rFonts w:ascii="Times New Roman" w:hAnsi="Times New Roman"/>
+          <w:b/>
+          <w:i/>
+          <w:sz w:val="24"/>
+        </w:rPr>
+        <w:t>r</w:t>
+      </w:r>
+      <w:r>
+        <w:rPr>
+          <w:rFonts w:ascii="Times New Roman" w:hAnsi="Times New Roman"/>
+          <w:sz w:val="24"/>
+        </w:rPr>
+        <w:t>),</w:t>
+      </w:r>
+      <w:r>
+        <w:tab/>
+        <w:t>(1)</w:t>
+      </w:r>
+    </w:p>
+    <w:p>
+      <w:pPr>
+        <w:tabs>
+          <w:tab w:pos="4677" w:val="center"/>
+          <w:tab w:pos="9354" w:val="right"/>
+        </w:tabs>
+        <w:spacing w:before="120" w:after="120"/>
+        <w:ind w:firstLine="0"/>
+        <w:jc w:val="left"/>
+      </w:pPr>
+      <w:r>
+        <w:tab/>
+      </w:r>
+      <w:r>
+        <w:rPr>
+          <w:rFonts w:ascii="Times New Roman" w:hAnsi="Times New Roman"/>
+          <w:i/>
+          <w:sz w:val="24"/>
+        </w:rPr>
+        <w:t>τ</w:t>
+      </w:r>
+      <w:r>
+        <w:rPr>
+          <w:rFonts w:ascii="Times New Roman" w:hAnsi="Times New Roman"/>
+          <w:sz w:val="24"/>
+          <w:vertAlign w:val="subscript"/>
+        </w:rPr>
+        <w:t>tn</w:t>
+      </w:r>
+      <w:r>
+        <w:rPr>
+          <w:rFonts w:ascii="Times New Roman" w:hAnsi="Times New Roman"/>
+          <w:sz w:val="24"/>
+        </w:rPr>
+        <w:t>(</w:t>
+      </w:r>
+      <w:r>
+        <w:rPr>
+          <w:rFonts w:ascii="Times New Roman" w:hAnsi="Times New Roman"/>
+          <w:b/>
+          <w:i/>
+          <w:sz w:val="24"/>
+        </w:rPr>
+        <w:t>r</w:t>
+      </w:r>
+      <w:r>
+        <w:rPr>
+          <w:rFonts w:ascii="Times New Roman" w:hAnsi="Times New Roman"/>
+          <w:sz w:val="24"/>
+        </w:rPr>
+        <w:t>) = |</w:t>
+      </w:r>
+      <w:r>
+        <w:rPr>
+          <w:rFonts w:ascii="Times New Roman" w:hAnsi="Times New Roman"/>
+          <w:b/>
+          <w:i/>
+          <w:sz w:val="24"/>
+        </w:rPr>
+        <w:t>r</w:t>
+      </w:r>
+      <w:r>
+        <w:rPr>
+          <w:rFonts w:ascii="Times New Roman" w:hAnsi="Times New Roman"/>
+          <w:sz w:val="24"/>
+        </w:rPr>
+        <w:t xml:space="preserve"> − </w:t>
+      </w:r>
+      <w:r>
+        <w:rPr>
+          <w:rFonts w:ascii="Times New Roman" w:hAnsi="Times New Roman"/>
+          <w:b/>
+          <w:i/>
+          <w:sz w:val="24"/>
+        </w:rPr>
+        <w:t>r</w:t>
+      </w:r>
+      <w:r>
+        <w:rPr>
+          <w:rFonts w:ascii="Times New Roman" w:hAnsi="Times New Roman"/>
+          <w:sz w:val="24"/>
+          <w:vertAlign w:val="subscript"/>
+        </w:rPr>
+        <w:t>tn</w:t>
+      </w:r>
+      <w:r>
+        <w:rPr>
+          <w:rFonts w:ascii="Times New Roman" w:hAnsi="Times New Roman"/>
+          <w:sz w:val="24"/>
+        </w:rPr>
+        <w:t xml:space="preserve">| / </w:t>
+      </w:r>
+      <w:r>
+        <w:rPr>
+          <w:rFonts w:ascii="Times New Roman" w:hAnsi="Times New Roman"/>
+          <w:i/>
+          <w:sz w:val="24"/>
+        </w:rPr>
+        <w:t>c</w:t>
+      </w:r>
+      <w:r>
+        <w:rPr>
+          <w:rFonts w:ascii="Times New Roman" w:hAnsi="Times New Roman"/>
+          <w:sz w:val="24"/>
+        </w:rPr>
+        <w:t xml:space="preserve">,   </w:t>
+      </w:r>
+      <w:r>
+        <w:rPr>
+          <w:rFonts w:ascii="Times New Roman" w:hAnsi="Times New Roman"/>
+          <w:i/>
+          <w:sz w:val="24"/>
+        </w:rPr>
+        <w:t>τ</w:t>
+      </w:r>
+      <w:r>
+        <w:rPr>
+          <w:rFonts w:ascii="Times New Roman" w:hAnsi="Times New Roman"/>
+          <w:sz w:val="24"/>
+          <w:vertAlign w:val="subscript"/>
+        </w:rPr>
+        <w:t>rk</w:t>
+      </w:r>
+      <w:r>
+        <w:rPr>
+          <w:rFonts w:ascii="Times New Roman" w:hAnsi="Times New Roman"/>
+          <w:sz w:val="24"/>
+        </w:rPr>
+        <w:t>(</w:t>
+      </w:r>
+      <w:r>
+        <w:rPr>
+          <w:rFonts w:ascii="Times New Roman" w:hAnsi="Times New Roman"/>
+          <w:b/>
+          <w:i/>
+          <w:sz w:val="24"/>
+        </w:rPr>
+        <w:t>r</w:t>
+      </w:r>
+      <w:r>
+        <w:rPr>
+          <w:rFonts w:ascii="Times New Roman" w:hAnsi="Times New Roman"/>
+          <w:sz w:val="24"/>
+        </w:rPr>
+        <w:t>) = |</w:t>
+      </w:r>
+      <w:r>
+        <w:rPr>
+          <w:rFonts w:ascii="Times New Roman" w:hAnsi="Times New Roman"/>
+          <w:b/>
+          <w:i/>
+          <w:sz w:val="24"/>
+        </w:rPr>
+        <w:t>r</w:t>
+      </w:r>
+      <w:r>
+        <w:rPr>
+          <w:rFonts w:ascii="Times New Roman" w:hAnsi="Times New Roman"/>
+          <w:sz w:val="24"/>
+        </w:rPr>
+        <w:t xml:space="preserve"> − </w:t>
+      </w:r>
+      <w:r>
+        <w:rPr>
+          <w:rFonts w:ascii="Times New Roman" w:hAnsi="Times New Roman"/>
+          <w:b/>
+          <w:i/>
+          <w:sz w:val="24"/>
+        </w:rPr>
+        <w:t>r</w:t>
+      </w:r>
+      <w:r>
+        <w:rPr>
+          <w:rFonts w:ascii="Times New Roman" w:hAnsi="Times New Roman"/>
+          <w:sz w:val="24"/>
+          <w:vertAlign w:val="subscript"/>
+        </w:rPr>
+        <w:t>rk</w:t>
+      </w:r>
+      <w:r>
+        <w:rPr>
+          <w:rFonts w:ascii="Times New Roman" w:hAnsi="Times New Roman"/>
+          <w:sz w:val="24"/>
+        </w:rPr>
+        <w:t xml:space="preserve">| / </w:t>
+      </w:r>
+      <w:r>
+        <w:rPr>
+          <w:rFonts w:ascii="Times New Roman" w:hAnsi="Times New Roman"/>
+          <w:i/>
+          <w:sz w:val="24"/>
+        </w:rPr>
+        <w:t>c</w:t>
+      </w:r>
+      <w:r>
+        <w:rPr>
+          <w:rFonts w:ascii="Times New Roman" w:hAnsi="Times New Roman"/>
+          <w:sz w:val="24"/>
+        </w:rPr>
+        <w:t>,</w:t>
+      </w:r>
+      <w:r>
+        <w:tab/>
+        <w:t>(2)</w:t>
+      </w:r>
+    </w:p>
+    <w:p>
+      <w:pPr>
+        <w:jc w:val="both"/>
       </w:pPr>
       <w:r>
         <w:rPr>
-          <w:i/>
+          <w:b w:val="0"/>
+          <w:i w:val="0"/>
         </w:rPr>
-        <w:t>τ_nk(r) = τ_tn(r) + τ_rk(r),   τ_tn(r) = |r − r_tn| / c,   τ_rk(r) = |r − r_rk| / c.</w:t>
+        <w:t xml:space="preserve">где </w:t>
+      </w:r>
+      <w:r>
+        <w:rPr>
+          <w:b/>
+          <w:i w:val="0"/>
+        </w:rPr>
+        <w:t>r</w:t>
+      </w:r>
+      <w:r>
+        <w:rPr>
+          <w:b w:val="0"/>
+          <w:i w:val="0"/>
+        </w:rPr>
+        <w:t xml:space="preserve"> — вектор точки пространства, </w:t>
+      </w:r>
+      <w:r>
+        <w:rPr>
+          <w:b/>
+          <w:i w:val="0"/>
+        </w:rPr>
+        <w:t>rₜₙ</w:t>
+      </w:r>
+      <w:r>
+        <w:rPr>
+          <w:b w:val="0"/>
+          <w:i w:val="0"/>
+        </w:rPr>
+        <w:t xml:space="preserve"> и </w:t>
+      </w:r>
+      <w:r>
+        <w:rPr>
+          <w:b/>
+          <w:i w:val="0"/>
+        </w:rPr>
+        <w:t>rᵣₖ</w:t>
+      </w:r>
+      <w:r>
+        <w:rPr>
+          <w:b w:val="0"/>
+          <w:i w:val="0"/>
+        </w:rPr>
+        <w:t xml:space="preserve"> — векторы n-го передающего и k-го приёмного элементов, c — скорость света.</w:t>
       </w:r>
     </w:p>
     <w:p>
@@ -120,19 +503,344 @@
           <w:b w:val="0"/>
           <w:i w:val="0"/>
         </w:rPr>
-        <w:t>Принятый сигнал пары n–k сравнивается с опорным, в который заложена задержка для опорной точки r0. После интегрирования (с. 78, ф. (9)):</w:t>
+        <w:t>Принятый сигнал пары n–k сравнивается с опорным, в который заложена задержка для опорной точки r₀. После интегрирования (формула (3); в статье — ф. (9), с. 78):</w:t>
       </w:r>
     </w:p>
     <w:p>
       <w:pPr>
-        <w:spacing w:after="80"/>
-        <w:jc w:val="center"/>
+        <w:tabs>
+          <w:tab w:pos="4677" w:val="center"/>
+          <w:tab w:pos="9354" w:val="right"/>
+        </w:tabs>
+        <w:spacing w:before="120" w:after="120"/>
+        <w:ind w:firstLine="0"/>
+        <w:jc w:val="left"/>
       </w:pPr>
       <w:r>
+        <w:tab/>
+      </w:r>
+      <w:r>
         <w:rPr>
+          <w:rFonts w:ascii="Times New Roman" w:hAnsi="Times New Roman"/>
           <w:i/>
+          <w:sz w:val="24"/>
         </w:rPr>
-        <w:t>Q(r, r0) = Σ_n Σ_k Σ_m exp{ j ξ_m ω0 [τ_nk(r) − τ_nk(r0)] },</w:t>
+        <w:t>Q</w:t>
+      </w:r>
+      <w:r>
+        <w:rPr>
+          <w:rFonts w:ascii="Times New Roman" w:hAnsi="Times New Roman"/>
+          <w:sz w:val="24"/>
+        </w:rPr>
+        <w:t>(</w:t>
+      </w:r>
+      <w:r>
+        <w:rPr>
+          <w:rFonts w:ascii="Times New Roman" w:hAnsi="Times New Roman"/>
+          <w:b/>
+          <w:i/>
+          <w:sz w:val="24"/>
+        </w:rPr>
+        <w:t>r</w:t>
+      </w:r>
+      <w:r>
+        <w:rPr>
+          <w:rFonts w:ascii="Times New Roman" w:hAnsi="Times New Roman"/>
+          <w:sz w:val="24"/>
+        </w:rPr>
+        <w:t xml:space="preserve">, </w:t>
+      </w:r>
+      <w:r>
+        <w:rPr>
+          <w:rFonts w:ascii="Times New Roman" w:hAnsi="Times New Roman"/>
+          <w:b/>
+          <w:i/>
+          <w:sz w:val="24"/>
+        </w:rPr>
+        <w:t>r</w:t>
+      </w:r>
+      <w:r>
+        <w:rPr>
+          <w:rFonts w:ascii="Times New Roman" w:hAnsi="Times New Roman"/>
+          <w:sz w:val="24"/>
+          <w:vertAlign w:val="subscript"/>
+        </w:rPr>
+        <w:t>0</w:t>
+      </w:r>
+      <w:r>
+        <w:rPr>
+          <w:rFonts w:ascii="Times New Roman" w:hAnsi="Times New Roman"/>
+          <w:sz w:val="24"/>
+        </w:rPr>
+        <w:t xml:space="preserve">) = </w:t>
+      </w:r>
+      <w:r>
+        <w:rPr>
+          <w:rFonts w:ascii="Times New Roman" w:hAnsi="Times New Roman"/>
+          <w:sz w:val="32"/>
+        </w:rPr>
+        <w:t>Σ</w:t>
+      </w:r>
+      <w:r>
+        <w:rPr>
+          <w:rFonts w:ascii="Times New Roman" w:hAnsi="Times New Roman"/>
+          <w:sz w:val="24"/>
+          <w:vertAlign w:val="subscript"/>
+        </w:rPr>
+        <w:t>n=0</w:t>
+      </w:r>
+      <w:r>
+        <w:rPr>
+          <w:rFonts w:ascii="Times New Roman" w:hAnsi="Times New Roman"/>
+          <w:sz w:val="24"/>
+          <w:vertAlign w:val="superscript"/>
+        </w:rPr>
+        <w:t>N</w:t>
+      </w:r>
+      <w:r>
+        <w:rPr>
+          <w:rFonts w:ascii="Times New Roman" w:hAnsi="Times New Roman"/>
+          <w:sz w:val="24"/>
+          <w:vertAlign w:val="superscript"/>
+        </w:rPr>
+        <w:t>t</w:t>
+      </w:r>
+      <w:r>
+        <w:rPr>
+          <w:rFonts w:ascii="Times New Roman" w:hAnsi="Times New Roman"/>
+          <w:sz w:val="24"/>
+          <w:vertAlign w:val="superscript"/>
+        </w:rPr>
+        <w:t>−1</w:t>
+      </w:r>
+      <w:r>
+        <w:rPr>
+          <w:rFonts w:ascii="Times New Roman" w:hAnsi="Times New Roman"/>
+          <w:sz w:val="24"/>
+        </w:rPr>
+        <w:t xml:space="preserve"> </w:t>
+      </w:r>
+      <w:r>
+        <w:rPr>
+          <w:rFonts w:ascii="Times New Roman" w:hAnsi="Times New Roman"/>
+          <w:sz w:val="32"/>
+        </w:rPr>
+        <w:t>Σ</w:t>
+      </w:r>
+      <w:r>
+        <w:rPr>
+          <w:rFonts w:ascii="Times New Roman" w:hAnsi="Times New Roman"/>
+          <w:sz w:val="24"/>
+          <w:vertAlign w:val="subscript"/>
+        </w:rPr>
+        <w:t>k=0</w:t>
+      </w:r>
+      <w:r>
+        <w:rPr>
+          <w:rFonts w:ascii="Times New Roman" w:hAnsi="Times New Roman"/>
+          <w:sz w:val="24"/>
+          <w:vertAlign w:val="superscript"/>
+        </w:rPr>
+        <w:t>N</w:t>
+      </w:r>
+      <w:r>
+        <w:rPr>
+          <w:rFonts w:ascii="Times New Roman" w:hAnsi="Times New Roman"/>
+          <w:sz w:val="24"/>
+          <w:vertAlign w:val="superscript"/>
+        </w:rPr>
+        <w:t>r</w:t>
+      </w:r>
+      <w:r>
+        <w:rPr>
+          <w:rFonts w:ascii="Times New Roman" w:hAnsi="Times New Roman"/>
+          <w:sz w:val="24"/>
+          <w:vertAlign w:val="superscript"/>
+        </w:rPr>
+        <w:t>−1</w:t>
+      </w:r>
+      <w:r>
+        <w:rPr>
+          <w:rFonts w:ascii="Times New Roman" w:hAnsi="Times New Roman"/>
+          <w:sz w:val="24"/>
+        </w:rPr>
+        <w:t xml:space="preserve"> </w:t>
+      </w:r>
+      <w:r>
+        <w:rPr>
+          <w:rFonts w:ascii="Times New Roman" w:hAnsi="Times New Roman"/>
+          <w:sz w:val="32"/>
+        </w:rPr>
+        <w:t>Σ</w:t>
+      </w:r>
+      <w:r>
+        <w:rPr>
+          <w:rFonts w:ascii="Times New Roman" w:hAnsi="Times New Roman"/>
+          <w:sz w:val="24"/>
+          <w:vertAlign w:val="subscript"/>
+        </w:rPr>
+        <w:t>m=0</w:t>
+      </w:r>
+      <w:r>
+        <w:rPr>
+          <w:rFonts w:ascii="Times New Roman" w:hAnsi="Times New Roman"/>
+          <w:sz w:val="24"/>
+          <w:vertAlign w:val="superscript"/>
+        </w:rPr>
+        <w:t>M</w:t>
+      </w:r>
+      <w:r>
+        <w:rPr>
+          <w:rFonts w:ascii="Times New Roman" w:hAnsi="Times New Roman"/>
+          <w:sz w:val="24"/>
+          <w:vertAlign w:val="superscript"/>
+        </w:rPr>
+        <w:t>−1</w:t>
+      </w:r>
+      <w:r>
+        <w:rPr>
+          <w:rFonts w:ascii="Times New Roman" w:hAnsi="Times New Roman"/>
+          <w:sz w:val="24"/>
+        </w:rPr>
+        <w:t xml:space="preserve"> exp{</w:t>
+      </w:r>
+      <w:r>
+        <w:rPr>
+          <w:rFonts w:ascii="Times New Roman" w:hAnsi="Times New Roman"/>
+          <w:i/>
+          <w:sz w:val="24"/>
+        </w:rPr>
+        <w:t>j</w:t>
+      </w:r>
+      <w:r>
+        <w:rPr>
+          <w:rFonts w:ascii="Times New Roman" w:hAnsi="Times New Roman"/>
+          <w:i/>
+          <w:sz w:val="24"/>
+        </w:rPr>
+        <w:t>ξ</w:t>
+      </w:r>
+      <w:r>
+        <w:rPr>
+          <w:rFonts w:ascii="Times New Roman" w:hAnsi="Times New Roman"/>
+          <w:i/>
+          <w:sz w:val="24"/>
+          <w:vertAlign w:val="subscript"/>
+        </w:rPr>
+        <w:t>m</w:t>
+      </w:r>
+      <w:r>
+        <w:rPr>
+          <w:rFonts w:ascii="Times New Roman" w:hAnsi="Times New Roman"/>
+          <w:i/>
+          <w:sz w:val="24"/>
+        </w:rPr>
+        <w:t>ω</w:t>
+      </w:r>
+      <w:r>
+        <w:rPr>
+          <w:rFonts w:ascii="Times New Roman" w:hAnsi="Times New Roman"/>
+          <w:sz w:val="24"/>
+          <w:vertAlign w:val="subscript"/>
+        </w:rPr>
+        <w:t>0</w:t>
+      </w:r>
+      <w:r>
+        <w:rPr>
+          <w:rFonts w:ascii="Times New Roman" w:hAnsi="Times New Roman"/>
+          <w:sz w:val="24"/>
+        </w:rPr>
+        <w:t xml:space="preserve"> [</w:t>
+      </w:r>
+      <w:r>
+        <w:rPr>
+          <w:rFonts w:ascii="Times New Roman" w:hAnsi="Times New Roman"/>
+          <w:i/>
+          <w:sz w:val="24"/>
+        </w:rPr>
+        <w:t>τ</w:t>
+      </w:r>
+      <w:r>
+        <w:rPr>
+          <w:rFonts w:ascii="Times New Roman" w:hAnsi="Times New Roman"/>
+          <w:sz w:val="24"/>
+          <w:vertAlign w:val="subscript"/>
+        </w:rPr>
+        <w:t>nk</w:t>
+      </w:r>
+      <w:r>
+        <w:rPr>
+          <w:rFonts w:ascii="Times New Roman" w:hAnsi="Times New Roman"/>
+          <w:sz w:val="24"/>
+        </w:rPr>
+        <w:t>(</w:t>
+      </w:r>
+      <w:r>
+        <w:rPr>
+          <w:rFonts w:ascii="Times New Roman" w:hAnsi="Times New Roman"/>
+          <w:b/>
+          <w:i/>
+          <w:sz w:val="24"/>
+        </w:rPr>
+        <w:t>r</w:t>
+      </w:r>
+      <w:r>
+        <w:rPr>
+          <w:rFonts w:ascii="Times New Roman" w:hAnsi="Times New Roman"/>
+          <w:sz w:val="24"/>
+        </w:rPr>
+        <w:t xml:space="preserve">) − </w:t>
+      </w:r>
+      <w:r>
+        <w:rPr>
+          <w:rFonts w:ascii="Times New Roman" w:hAnsi="Times New Roman"/>
+          <w:i/>
+          <w:sz w:val="24"/>
+        </w:rPr>
+        <w:t>τ</w:t>
+      </w:r>
+      <w:r>
+        <w:rPr>
+          <w:rFonts w:ascii="Times New Roman" w:hAnsi="Times New Roman"/>
+          <w:sz w:val="24"/>
+          <w:vertAlign w:val="subscript"/>
+        </w:rPr>
+        <w:t>nk</w:t>
+      </w:r>
+      <w:r>
+        <w:rPr>
+          <w:rFonts w:ascii="Times New Roman" w:hAnsi="Times New Roman"/>
+          <w:sz w:val="24"/>
+        </w:rPr>
+        <w:t>(</w:t>
+      </w:r>
+      <w:r>
+        <w:rPr>
+          <w:rFonts w:ascii="Times New Roman" w:hAnsi="Times New Roman"/>
+          <w:b/>
+          <w:i/>
+          <w:sz w:val="24"/>
+        </w:rPr>
+        <w:t>r</w:t>
+      </w:r>
+      <w:r>
+        <w:rPr>
+          <w:rFonts w:ascii="Times New Roman" w:hAnsi="Times New Roman"/>
+          <w:sz w:val="24"/>
+          <w:vertAlign w:val="subscript"/>
+        </w:rPr>
+        <w:t>0</w:t>
+      </w:r>
+      <w:r>
+        <w:rPr>
+          <w:rFonts w:ascii="Times New Roman" w:hAnsi="Times New Roman"/>
+          <w:sz w:val="24"/>
+        </w:rPr>
+        <w:t>)]},</w:t>
+      </w:r>
+      <w:r>
+        <w:tab/>
+        <w:t>(3)</w:t>
       </w:r>
     </w:p>
     <w:p>
@@ -144,7 +852,7 @@
           <w:b w:val="0"/>
           <w:i w:val="0"/>
         </w:rPr>
-        <w:t>где ω0 — несущая, ξ_m = 1 + mΔω/ω0 — относительные частоты пачки из M компонент (многочастотный сигнал). Смысл: если точка r совпадает с опорной r0, все слагаемые синфазны и сумма равна Nt·Nr·M; чем дальше r от r0, тем сильнее слагаемые расфазированы.</w:t>
+        <w:t>где ω₀ — несущая частота, ξₘ = 1 + m·Δω/ω₀ — относительные частоты пачки из M компонент (многочастотный сигнал). Смысл: если точка r совпадает с опорной r₀, все слагаемые синфазны и сумма равна Nₜ·Nᵣ·M; чем дальше r от r₀, тем сильнее слагаемые расфазированы.</w:t>
       </w:r>
     </w:p>
     <w:p>
@@ -163,19 +871,573 @@
           <w:b w:val="0"/>
           <w:i w:val="0"/>
         </w:rPr>
-        <w:t>Нормированный модуль корреляционного интеграла (с. 78, ф. (10)–(11)); для одной частоты (с. 79, ф. (12)):</w:t>
+        <w:t>Нормированный модуль корреляционного интеграла (формула (4); в статье — ф. (10), с. 78); для одной частоты она сводится к формуле (5) (ф. (12), с. 79):</w:t>
       </w:r>
     </w:p>
     <w:p>
       <w:pPr>
-        <w:spacing w:after="80"/>
-        <w:jc w:val="center"/>
+        <w:tabs>
+          <w:tab w:pos="4677" w:val="center"/>
+          <w:tab w:pos="9354" w:val="right"/>
+        </w:tabs>
+        <w:spacing w:before="120" w:after="120"/>
+        <w:ind w:firstLine="0"/>
+        <w:jc w:val="left"/>
       </w:pPr>
       <w:r>
+        <w:tab/>
+      </w:r>
+      <w:r>
         <w:rPr>
+          <w:rFonts w:ascii="Times New Roman" w:hAnsi="Times New Roman"/>
           <w:i/>
+          <w:sz w:val="24"/>
         </w:rPr>
-        <w:t>Ψ(r, r0) = (1 / (Nt·Nr)) · | Σ_n Σ_k exp{ j ω0 [τ_nk(r) − τ_nk(r0)] } |.</w:t>
+        <w:t>Ψ</w:t>
+      </w:r>
+      <w:r>
+        <w:rPr>
+          <w:rFonts w:ascii="Times New Roman" w:hAnsi="Times New Roman"/>
+          <w:sz w:val="24"/>
+        </w:rPr>
+        <w:t>(</w:t>
+      </w:r>
+      <w:r>
+        <w:rPr>
+          <w:rFonts w:ascii="Times New Roman" w:hAnsi="Times New Roman"/>
+          <w:b/>
+          <w:i/>
+          <w:sz w:val="24"/>
+        </w:rPr>
+        <w:t>r</w:t>
+      </w:r>
+      <w:r>
+        <w:rPr>
+          <w:rFonts w:ascii="Times New Roman" w:hAnsi="Times New Roman"/>
+          <w:sz w:val="24"/>
+        </w:rPr>
+        <w:t xml:space="preserve">, </w:t>
+      </w:r>
+      <w:r>
+        <w:rPr>
+          <w:rFonts w:ascii="Times New Roman" w:hAnsi="Times New Roman"/>
+          <w:b/>
+          <w:i/>
+          <w:sz w:val="24"/>
+        </w:rPr>
+        <w:t>r</w:t>
+      </w:r>
+      <w:r>
+        <w:rPr>
+          <w:rFonts w:ascii="Times New Roman" w:hAnsi="Times New Roman"/>
+          <w:sz w:val="24"/>
+          <w:vertAlign w:val="subscript"/>
+        </w:rPr>
+        <w:t>0</w:t>
+      </w:r>
+      <w:r>
+        <w:rPr>
+          <w:rFonts w:ascii="Times New Roman" w:hAnsi="Times New Roman"/>
+          <w:sz w:val="24"/>
+        </w:rPr>
+        <w:t>) = |</w:t>
+      </w:r>
+      <w:r>
+        <w:rPr>
+          <w:rFonts w:ascii="Times New Roman" w:hAnsi="Times New Roman"/>
+          <w:i/>
+          <w:sz w:val="24"/>
+        </w:rPr>
+        <w:t>Q</w:t>
+      </w:r>
+      <w:r>
+        <w:rPr>
+          <w:rFonts w:ascii="Times New Roman" w:hAnsi="Times New Roman"/>
+          <w:sz w:val="24"/>
+        </w:rPr>
+        <w:t>(</w:t>
+      </w:r>
+      <w:r>
+        <w:rPr>
+          <w:rFonts w:ascii="Times New Roman" w:hAnsi="Times New Roman"/>
+          <w:b/>
+          <w:i/>
+          <w:sz w:val="24"/>
+        </w:rPr>
+        <w:t>r</w:t>
+      </w:r>
+      <w:r>
+        <w:rPr>
+          <w:rFonts w:ascii="Times New Roman" w:hAnsi="Times New Roman"/>
+          <w:sz w:val="24"/>
+        </w:rPr>
+        <w:t xml:space="preserve">, </w:t>
+      </w:r>
+      <w:r>
+        <w:rPr>
+          <w:rFonts w:ascii="Times New Roman" w:hAnsi="Times New Roman"/>
+          <w:b/>
+          <w:i/>
+          <w:sz w:val="24"/>
+        </w:rPr>
+        <w:t>r</w:t>
+      </w:r>
+      <w:r>
+        <w:rPr>
+          <w:rFonts w:ascii="Times New Roman" w:hAnsi="Times New Roman"/>
+          <w:sz w:val="24"/>
+          <w:vertAlign w:val="subscript"/>
+        </w:rPr>
+        <w:t>0</w:t>
+      </w:r>
+      <w:r>
+        <w:rPr>
+          <w:rFonts w:ascii="Times New Roman" w:hAnsi="Times New Roman"/>
+          <w:sz w:val="24"/>
+        </w:rPr>
+        <w:t>)| / √(|</w:t>
+      </w:r>
+      <w:r>
+        <w:rPr>
+          <w:rFonts w:ascii="Times New Roman" w:hAnsi="Times New Roman"/>
+          <w:i/>
+          <w:sz w:val="24"/>
+        </w:rPr>
+        <w:t>Q</w:t>
+      </w:r>
+      <w:r>
+        <w:rPr>
+          <w:rFonts w:ascii="Times New Roman" w:hAnsi="Times New Roman"/>
+          <w:sz w:val="24"/>
+        </w:rPr>
+        <w:t>(</w:t>
+      </w:r>
+      <w:r>
+        <w:rPr>
+          <w:rFonts w:ascii="Times New Roman" w:hAnsi="Times New Roman"/>
+          <w:b/>
+          <w:i/>
+          <w:sz w:val="24"/>
+        </w:rPr>
+        <w:t>r</w:t>
+      </w:r>
+      <w:r>
+        <w:rPr>
+          <w:rFonts w:ascii="Times New Roman" w:hAnsi="Times New Roman"/>
+          <w:sz w:val="24"/>
+        </w:rPr>
+        <w:t xml:space="preserve">, </w:t>
+      </w:r>
+      <w:r>
+        <w:rPr>
+          <w:rFonts w:ascii="Times New Roman" w:hAnsi="Times New Roman"/>
+          <w:b/>
+          <w:i/>
+          <w:sz w:val="24"/>
+        </w:rPr>
+        <w:t>r</w:t>
+      </w:r>
+      <w:r>
+        <w:rPr>
+          <w:rFonts w:ascii="Times New Roman" w:hAnsi="Times New Roman"/>
+          <w:sz w:val="24"/>
+        </w:rPr>
+        <w:t xml:space="preserve">) </w:t>
+      </w:r>
+      <w:r>
+        <w:rPr>
+          <w:rFonts w:ascii="Times New Roman" w:hAnsi="Times New Roman"/>
+          <w:i/>
+          <w:sz w:val="24"/>
+        </w:rPr>
+        <w:t>Q</w:t>
+      </w:r>
+      <w:r>
+        <w:rPr>
+          <w:rFonts w:ascii="Times New Roman" w:hAnsi="Times New Roman"/>
+          <w:sz w:val="24"/>
+        </w:rPr>
+        <w:t>(</w:t>
+      </w:r>
+      <w:r>
+        <w:rPr>
+          <w:rFonts w:ascii="Times New Roman" w:hAnsi="Times New Roman"/>
+          <w:b/>
+          <w:i/>
+          <w:sz w:val="24"/>
+        </w:rPr>
+        <w:t>r</w:t>
+      </w:r>
+      <w:r>
+        <w:rPr>
+          <w:rFonts w:ascii="Times New Roman" w:hAnsi="Times New Roman"/>
+          <w:sz w:val="24"/>
+          <w:vertAlign w:val="subscript"/>
+        </w:rPr>
+        <w:t>0</w:t>
+      </w:r>
+      <w:r>
+        <w:rPr>
+          <w:rFonts w:ascii="Times New Roman" w:hAnsi="Times New Roman"/>
+          <w:sz w:val="24"/>
+        </w:rPr>
+        <w:t xml:space="preserve">, </w:t>
+      </w:r>
+      <w:r>
+        <w:rPr>
+          <w:rFonts w:ascii="Times New Roman" w:hAnsi="Times New Roman"/>
+          <w:b/>
+          <w:i/>
+          <w:sz w:val="24"/>
+        </w:rPr>
+        <w:t>r</w:t>
+      </w:r>
+      <w:r>
+        <w:rPr>
+          <w:rFonts w:ascii="Times New Roman" w:hAnsi="Times New Roman"/>
+          <w:sz w:val="24"/>
+          <w:vertAlign w:val="subscript"/>
+        </w:rPr>
+        <w:t>0</w:t>
+      </w:r>
+      <w:r>
+        <w:rPr>
+          <w:rFonts w:ascii="Times New Roman" w:hAnsi="Times New Roman"/>
+          <w:sz w:val="24"/>
+        </w:rPr>
+        <w:t>)|),</w:t>
+      </w:r>
+      <w:r>
+        <w:tab/>
+        <w:t>(4)</w:t>
+      </w:r>
+    </w:p>
+    <w:p>
+      <w:pPr>
+        <w:tabs>
+          <w:tab w:pos="4677" w:val="center"/>
+          <w:tab w:pos="9354" w:val="right"/>
+        </w:tabs>
+        <w:spacing w:before="120" w:after="120"/>
+        <w:ind w:firstLine="0"/>
+        <w:jc w:val="left"/>
+      </w:pPr>
+      <w:r>
+        <w:tab/>
+      </w:r>
+      <w:r>
+        <w:rPr>
+          <w:rFonts w:ascii="Times New Roman" w:hAnsi="Times New Roman"/>
+          <w:i/>
+          <w:sz w:val="24"/>
+        </w:rPr>
+        <w:t>Ψ</w:t>
+      </w:r>
+      <w:r>
+        <w:rPr>
+          <w:rFonts w:ascii="Times New Roman" w:hAnsi="Times New Roman"/>
+          <w:sz w:val="24"/>
+        </w:rPr>
+        <w:t>(</w:t>
+      </w:r>
+      <w:r>
+        <w:rPr>
+          <w:rFonts w:ascii="Times New Roman" w:hAnsi="Times New Roman"/>
+          <w:b/>
+          <w:i/>
+          <w:sz w:val="24"/>
+        </w:rPr>
+        <w:t>r</w:t>
+      </w:r>
+      <w:r>
+        <w:rPr>
+          <w:rFonts w:ascii="Times New Roman" w:hAnsi="Times New Roman"/>
+          <w:sz w:val="24"/>
+        </w:rPr>
+        <w:t xml:space="preserve">, </w:t>
+      </w:r>
+      <w:r>
+        <w:rPr>
+          <w:rFonts w:ascii="Times New Roman" w:hAnsi="Times New Roman"/>
+          <w:b/>
+          <w:i/>
+          <w:sz w:val="24"/>
+        </w:rPr>
+        <w:t>r</w:t>
+      </w:r>
+      <w:r>
+        <w:rPr>
+          <w:rFonts w:ascii="Times New Roman" w:hAnsi="Times New Roman"/>
+          <w:sz w:val="24"/>
+          <w:vertAlign w:val="subscript"/>
+        </w:rPr>
+        <w:t>0</w:t>
+      </w:r>
+      <w:r>
+        <w:rPr>
+          <w:rFonts w:ascii="Times New Roman" w:hAnsi="Times New Roman"/>
+          <w:sz w:val="24"/>
+        </w:rPr>
+        <w:t xml:space="preserve">) = (1 / </w:t>
+      </w:r>
+      <w:r>
+        <w:rPr>
+          <w:rFonts w:ascii="Times New Roman" w:hAnsi="Times New Roman"/>
+          <w:i/>
+          <w:sz w:val="24"/>
+        </w:rPr>
+        <w:t>N</w:t>
+      </w:r>
+      <w:r>
+        <w:rPr>
+          <w:rFonts w:ascii="Times New Roman" w:hAnsi="Times New Roman"/>
+          <w:sz w:val="24"/>
+          <w:vertAlign w:val="subscript"/>
+        </w:rPr>
+        <w:t>t</w:t>
+      </w:r>
+      <w:r>
+        <w:rPr>
+          <w:rFonts w:ascii="Times New Roman" w:hAnsi="Times New Roman"/>
+          <w:i/>
+          <w:sz w:val="24"/>
+        </w:rPr>
+        <w:t>N</w:t>
+      </w:r>
+      <w:r>
+        <w:rPr>
+          <w:rFonts w:ascii="Times New Roman" w:hAnsi="Times New Roman"/>
+          <w:sz w:val="24"/>
+          <w:vertAlign w:val="subscript"/>
+        </w:rPr>
+        <w:t>r</w:t>
+      </w:r>
+      <w:r>
+        <w:rPr>
+          <w:rFonts w:ascii="Times New Roman" w:hAnsi="Times New Roman"/>
+          <w:sz w:val="24"/>
+        </w:rPr>
+        <w:t>) · |</w:t>
+      </w:r>
+      <w:r>
+        <w:rPr>
+          <w:rFonts w:ascii="Times New Roman" w:hAnsi="Times New Roman"/>
+          <w:sz w:val="32"/>
+        </w:rPr>
+        <w:t>Σ</w:t>
+      </w:r>
+      <w:r>
+        <w:rPr>
+          <w:rFonts w:ascii="Times New Roman" w:hAnsi="Times New Roman"/>
+          <w:sz w:val="24"/>
+          <w:vertAlign w:val="subscript"/>
+        </w:rPr>
+        <w:t>n=0</w:t>
+      </w:r>
+      <w:r>
+        <w:rPr>
+          <w:rFonts w:ascii="Times New Roman" w:hAnsi="Times New Roman"/>
+          <w:sz w:val="24"/>
+          <w:vertAlign w:val="superscript"/>
+        </w:rPr>
+        <w:t>N</w:t>
+      </w:r>
+      <w:r>
+        <w:rPr>
+          <w:rFonts w:ascii="Times New Roman" w:hAnsi="Times New Roman"/>
+          <w:sz w:val="24"/>
+          <w:vertAlign w:val="superscript"/>
+        </w:rPr>
+        <w:t>t</w:t>
+      </w:r>
+      <w:r>
+        <w:rPr>
+          <w:rFonts w:ascii="Times New Roman" w:hAnsi="Times New Roman"/>
+          <w:sz w:val="24"/>
+          <w:vertAlign w:val="superscript"/>
+        </w:rPr>
+        <w:t>−1</w:t>
+      </w:r>
+      <w:r>
+        <w:rPr>
+          <w:rFonts w:ascii="Times New Roman" w:hAnsi="Times New Roman"/>
+          <w:sz w:val="24"/>
+        </w:rPr>
+        <w:t xml:space="preserve"> </w:t>
+      </w:r>
+      <w:r>
+        <w:rPr>
+          <w:rFonts w:ascii="Times New Roman" w:hAnsi="Times New Roman"/>
+          <w:sz w:val="32"/>
+        </w:rPr>
+        <w:t>Σ</w:t>
+      </w:r>
+      <w:r>
+        <w:rPr>
+          <w:rFonts w:ascii="Times New Roman" w:hAnsi="Times New Roman"/>
+          <w:sz w:val="24"/>
+          <w:vertAlign w:val="subscript"/>
+        </w:rPr>
+        <w:t>k=0</w:t>
+      </w:r>
+      <w:r>
+        <w:rPr>
+          <w:rFonts w:ascii="Times New Roman" w:hAnsi="Times New Roman"/>
+          <w:sz w:val="24"/>
+          <w:vertAlign w:val="superscript"/>
+        </w:rPr>
+        <w:t>N</w:t>
+      </w:r>
+      <w:r>
+        <w:rPr>
+          <w:rFonts w:ascii="Times New Roman" w:hAnsi="Times New Roman"/>
+          <w:sz w:val="24"/>
+          <w:vertAlign w:val="superscript"/>
+        </w:rPr>
+        <w:t>r</w:t>
+      </w:r>
+      <w:r>
+        <w:rPr>
+          <w:rFonts w:ascii="Times New Roman" w:hAnsi="Times New Roman"/>
+          <w:sz w:val="24"/>
+          <w:vertAlign w:val="superscript"/>
+        </w:rPr>
+        <w:t>−1</w:t>
+      </w:r>
+      <w:r>
+        <w:rPr>
+          <w:rFonts w:ascii="Times New Roman" w:hAnsi="Times New Roman"/>
+          <w:sz w:val="24"/>
+        </w:rPr>
+        <w:t xml:space="preserve"> </w:t>
+      </w:r>
+      <w:r>
+        <w:rPr>
+          <w:rFonts w:ascii="Times New Roman" w:hAnsi="Times New Roman"/>
+          <w:sz w:val="24"/>
+        </w:rPr>
+        <w:t>exp{</w:t>
+      </w:r>
+      <w:r>
+        <w:rPr>
+          <w:rFonts w:ascii="Times New Roman" w:hAnsi="Times New Roman"/>
+          <w:i/>
+          <w:sz w:val="24"/>
+        </w:rPr>
+        <w:t>j</w:t>
+      </w:r>
+      <w:r>
+        <w:rPr>
+          <w:rFonts w:ascii="Times New Roman" w:hAnsi="Times New Roman"/>
+          <w:i/>
+          <w:sz w:val="24"/>
+        </w:rPr>
+        <w:t>ω</w:t>
+      </w:r>
+      <w:r>
+        <w:rPr>
+          <w:rFonts w:ascii="Times New Roman" w:hAnsi="Times New Roman"/>
+          <w:sz w:val="24"/>
+          <w:vertAlign w:val="subscript"/>
+        </w:rPr>
+        <w:t>0</w:t>
+      </w:r>
+      <w:r>
+        <w:rPr>
+          <w:rFonts w:ascii="Times New Roman" w:hAnsi="Times New Roman"/>
+          <w:sz w:val="24"/>
+        </w:rPr>
+        <w:t xml:space="preserve"> [</w:t>
+      </w:r>
+      <w:r>
+        <w:rPr>
+          <w:rFonts w:ascii="Times New Roman" w:hAnsi="Times New Roman"/>
+          <w:i/>
+          <w:sz w:val="24"/>
+        </w:rPr>
+        <w:t>τ</w:t>
+      </w:r>
+      <w:r>
+        <w:rPr>
+          <w:rFonts w:ascii="Times New Roman" w:hAnsi="Times New Roman"/>
+          <w:sz w:val="24"/>
+          <w:vertAlign w:val="subscript"/>
+        </w:rPr>
+        <w:t>nk</w:t>
+      </w:r>
+      <w:r>
+        <w:rPr>
+          <w:rFonts w:ascii="Times New Roman" w:hAnsi="Times New Roman"/>
+          <w:sz w:val="24"/>
+        </w:rPr>
+        <w:t>(</w:t>
+      </w:r>
+      <w:r>
+        <w:rPr>
+          <w:rFonts w:ascii="Times New Roman" w:hAnsi="Times New Roman"/>
+          <w:b/>
+          <w:i/>
+          <w:sz w:val="24"/>
+        </w:rPr>
+        <w:t>r</w:t>
+      </w:r>
+      <w:r>
+        <w:rPr>
+          <w:rFonts w:ascii="Times New Roman" w:hAnsi="Times New Roman"/>
+          <w:sz w:val="24"/>
+        </w:rPr>
+        <w:t xml:space="preserve">) − </w:t>
+      </w:r>
+      <w:r>
+        <w:rPr>
+          <w:rFonts w:ascii="Times New Roman" w:hAnsi="Times New Roman"/>
+          <w:i/>
+          <w:sz w:val="24"/>
+        </w:rPr>
+        <w:t>τ</w:t>
+      </w:r>
+      <w:r>
+        <w:rPr>
+          <w:rFonts w:ascii="Times New Roman" w:hAnsi="Times New Roman"/>
+          <w:sz w:val="24"/>
+          <w:vertAlign w:val="subscript"/>
+        </w:rPr>
+        <w:t>nk</w:t>
+      </w:r>
+      <w:r>
+        <w:rPr>
+          <w:rFonts w:ascii="Times New Roman" w:hAnsi="Times New Roman"/>
+          <w:sz w:val="24"/>
+        </w:rPr>
+        <w:t>(</w:t>
+      </w:r>
+      <w:r>
+        <w:rPr>
+          <w:rFonts w:ascii="Times New Roman" w:hAnsi="Times New Roman"/>
+          <w:b/>
+          <w:i/>
+          <w:sz w:val="24"/>
+        </w:rPr>
+        <w:t>r</w:t>
+      </w:r>
+      <w:r>
+        <w:rPr>
+          <w:rFonts w:ascii="Times New Roman" w:hAnsi="Times New Roman"/>
+          <w:sz w:val="24"/>
+          <w:vertAlign w:val="subscript"/>
+        </w:rPr>
+        <w:t>0</w:t>
+      </w:r>
+      <w:r>
+        <w:rPr>
+          <w:rFonts w:ascii="Times New Roman" w:hAnsi="Times New Roman"/>
+          <w:sz w:val="24"/>
+        </w:rPr>
+        <w:t>)]}|.</w:t>
+      </w:r>
+      <w:r>
+        <w:tab/>
+        <w:t>(5)</w:t>
       </w:r>
     </w:p>
     <w:p>
@@ -187,7 +1449,7 @@
           <w:b w:val="0"/>
           <w:i w:val="0"/>
         </w:rPr>
-        <w:t>ОФН — это отклик системы на точечный отражатель в r0, вычисленный для всех точек r: её главный лепесток даёт разрешающую способность, боковые — уровень ложных откликов. Именно по ОФН он выбирает число элементов и их расстановку (с. 75).</w:t>
+        <w:t>ОФН — это отклик системы на точечный отражатель в r₀, вычисленный для всех точек r: её главный лепесток даёт разрешающую способность, боковые — уровень ложных откликов. Именно по ОФН он выбирает число элементов и их расстановку (с. 75).</w:t>
       </w:r>
     </w:p>
     <w:p>
@@ -206,7 +1468,7 @@
           <w:b w:val="0"/>
           <w:i w:val="0"/>
         </w:rPr>
-        <w:t>Объект заменяется набором точечных отражателей; принятые амплитуды V_m(n, k) (ф. (19)) складываются с опорными фазами для каждой точки изображения r0 — это обратная проекция (с. 80, ф. (18)); одночастотный случай — ф. (24)–(25), с. 81–82. Для одного отражателя ф. (24)–(25) совпадают с (12), поэтому ОФН — это и есть радиоизображение точки.</w:t>
+        <w:t>Объект заменяется набором точечных отражателей; принятые амплитуды Vₘ(n, k) (ф. (19)) складываются с опорными фазами для каждой точки изображения r₀ — это обратная проекция (с. 80, ф. (18)); одночастотный случай — ф. (24)–(25), с. 81–82. Для одного отражателя ф. (24)–(25) совпадают с (12), поэтому ОФН — это и есть радиоизображение точки.</w:t>
       </w:r>
     </w:p>
     <w:p>
@@ -225,19 +1487,329 @@
           <w:b w:val="0"/>
           <w:i w:val="0"/>
         </w:rPr>
-        <w:t>Если точки r и r0 далеко от решётки (дальность R ≫ размера решётки), то |r − r_tn| ≈ R − r_tn·u, где u — единичный вектор направления, и задержка пары τ_nk ≈ (2R − (r_tn + r_rk)·u)/c. Тогда ОФН превращается в</w:t>
+        <w:t>Если точки r и r₀ далеко от решётки (дальность R ≫ размера решётки), то |r − rₜₙ| ≈ R − rₜₙ·u, где u — единичный вектор направления, и задержка пары τₙₖ ≈ (2R − (rₜₙ + rᵣₖ)·u)/c. Тогда формула (5) превращается в</w:t>
       </w:r>
     </w:p>
     <w:p>
       <w:pPr>
-        <w:spacing w:after="80"/>
-        <w:jc w:val="center"/>
+        <w:tabs>
+          <w:tab w:pos="4677" w:val="center"/>
+          <w:tab w:pos="9354" w:val="right"/>
+        </w:tabs>
+        <w:spacing w:before="120" w:after="120"/>
+        <w:ind w:firstLine="0"/>
+        <w:jc w:val="left"/>
       </w:pPr>
       <w:r>
+        <w:tab/>
+      </w:r>
+      <w:r>
         <w:rPr>
+          <w:rFonts w:ascii="Times New Roman" w:hAnsi="Times New Roman"/>
           <w:i/>
+          <w:sz w:val="24"/>
         </w:rPr>
-        <w:t>Ψ(u, u0) = (1 / (Nt·Nr)) · | Σ_n Σ_k exp{ j k (r_tn + r_rk)·(u − u0) } |,</w:t>
+        <w:t>Ψ</w:t>
+      </w:r>
+      <w:r>
+        <w:rPr>
+          <w:rFonts w:ascii="Times New Roman" w:hAnsi="Times New Roman"/>
+          <w:sz w:val="24"/>
+        </w:rPr>
+        <w:t>(</w:t>
+      </w:r>
+      <w:r>
+        <w:rPr>
+          <w:rFonts w:ascii="Times New Roman" w:hAnsi="Times New Roman"/>
+          <w:b/>
+          <w:i/>
+          <w:sz w:val="24"/>
+        </w:rPr>
+        <w:t>u</w:t>
+      </w:r>
+      <w:r>
+        <w:rPr>
+          <w:rFonts w:ascii="Times New Roman" w:hAnsi="Times New Roman"/>
+          <w:sz w:val="24"/>
+        </w:rPr>
+        <w:t xml:space="preserve">, </w:t>
+      </w:r>
+      <w:r>
+        <w:rPr>
+          <w:rFonts w:ascii="Times New Roman" w:hAnsi="Times New Roman"/>
+          <w:b/>
+          <w:i/>
+          <w:sz w:val="24"/>
+        </w:rPr>
+        <w:t>u</w:t>
+      </w:r>
+      <w:r>
+        <w:rPr>
+          <w:rFonts w:ascii="Times New Roman" w:hAnsi="Times New Roman"/>
+          <w:sz w:val="24"/>
+          <w:vertAlign w:val="subscript"/>
+        </w:rPr>
+        <w:t>0</w:t>
+      </w:r>
+      <w:r>
+        <w:rPr>
+          <w:rFonts w:ascii="Times New Roman" w:hAnsi="Times New Roman"/>
+          <w:sz w:val="24"/>
+        </w:rPr>
+        <w:t xml:space="preserve">) = (1 / </w:t>
+      </w:r>
+      <w:r>
+        <w:rPr>
+          <w:rFonts w:ascii="Times New Roman" w:hAnsi="Times New Roman"/>
+          <w:i/>
+          <w:sz w:val="24"/>
+        </w:rPr>
+        <w:t>N</w:t>
+      </w:r>
+      <w:r>
+        <w:rPr>
+          <w:rFonts w:ascii="Times New Roman" w:hAnsi="Times New Roman"/>
+          <w:sz w:val="24"/>
+          <w:vertAlign w:val="subscript"/>
+        </w:rPr>
+        <w:t>t</w:t>
+      </w:r>
+      <w:r>
+        <w:rPr>
+          <w:rFonts w:ascii="Times New Roman" w:hAnsi="Times New Roman"/>
+          <w:i/>
+          <w:sz w:val="24"/>
+        </w:rPr>
+        <w:t>N</w:t>
+      </w:r>
+      <w:r>
+        <w:rPr>
+          <w:rFonts w:ascii="Times New Roman" w:hAnsi="Times New Roman"/>
+          <w:sz w:val="24"/>
+          <w:vertAlign w:val="subscript"/>
+        </w:rPr>
+        <w:t>r</w:t>
+      </w:r>
+      <w:r>
+        <w:rPr>
+          <w:rFonts w:ascii="Times New Roman" w:hAnsi="Times New Roman"/>
+          <w:sz w:val="24"/>
+        </w:rPr>
+        <w:t>) · |</w:t>
+      </w:r>
+      <w:r>
+        <w:rPr>
+          <w:rFonts w:ascii="Times New Roman" w:hAnsi="Times New Roman"/>
+          <w:sz w:val="32"/>
+        </w:rPr>
+        <w:t>Σ</w:t>
+      </w:r>
+      <w:r>
+        <w:rPr>
+          <w:rFonts w:ascii="Times New Roman" w:hAnsi="Times New Roman"/>
+          <w:sz w:val="24"/>
+          <w:vertAlign w:val="subscript"/>
+        </w:rPr>
+        <w:t>n=0</w:t>
+      </w:r>
+      <w:r>
+        <w:rPr>
+          <w:rFonts w:ascii="Times New Roman" w:hAnsi="Times New Roman"/>
+          <w:sz w:val="24"/>
+          <w:vertAlign w:val="superscript"/>
+        </w:rPr>
+        <w:t>N</w:t>
+      </w:r>
+      <w:r>
+        <w:rPr>
+          <w:rFonts w:ascii="Times New Roman" w:hAnsi="Times New Roman"/>
+          <w:sz w:val="24"/>
+          <w:vertAlign w:val="superscript"/>
+        </w:rPr>
+        <w:t>t</w:t>
+      </w:r>
+      <w:r>
+        <w:rPr>
+          <w:rFonts w:ascii="Times New Roman" w:hAnsi="Times New Roman"/>
+          <w:sz w:val="24"/>
+          <w:vertAlign w:val="superscript"/>
+        </w:rPr>
+        <w:t>−1</w:t>
+      </w:r>
+      <w:r>
+        <w:rPr>
+          <w:rFonts w:ascii="Times New Roman" w:hAnsi="Times New Roman"/>
+          <w:sz w:val="24"/>
+        </w:rPr>
+        <w:t xml:space="preserve"> </w:t>
+      </w:r>
+      <w:r>
+        <w:rPr>
+          <w:rFonts w:ascii="Times New Roman" w:hAnsi="Times New Roman"/>
+          <w:sz w:val="32"/>
+        </w:rPr>
+        <w:t>Σ</w:t>
+      </w:r>
+      <w:r>
+        <w:rPr>
+          <w:rFonts w:ascii="Times New Roman" w:hAnsi="Times New Roman"/>
+          <w:sz w:val="24"/>
+          <w:vertAlign w:val="subscript"/>
+        </w:rPr>
+        <w:t>k=0</w:t>
+      </w:r>
+      <w:r>
+        <w:rPr>
+          <w:rFonts w:ascii="Times New Roman" w:hAnsi="Times New Roman"/>
+          <w:sz w:val="24"/>
+          <w:vertAlign w:val="superscript"/>
+        </w:rPr>
+        <w:t>N</w:t>
+      </w:r>
+      <w:r>
+        <w:rPr>
+          <w:rFonts w:ascii="Times New Roman" w:hAnsi="Times New Roman"/>
+          <w:sz w:val="24"/>
+          <w:vertAlign w:val="superscript"/>
+        </w:rPr>
+        <w:t>r</w:t>
+      </w:r>
+      <w:r>
+        <w:rPr>
+          <w:rFonts w:ascii="Times New Roman" w:hAnsi="Times New Roman"/>
+          <w:sz w:val="24"/>
+          <w:vertAlign w:val="superscript"/>
+        </w:rPr>
+        <w:t>−1</w:t>
+      </w:r>
+      <w:r>
+        <w:rPr>
+          <w:rFonts w:ascii="Times New Roman" w:hAnsi="Times New Roman"/>
+          <w:sz w:val="24"/>
+        </w:rPr>
+        <w:t xml:space="preserve"> </w:t>
+      </w:r>
+      <w:r>
+        <w:rPr>
+          <w:rFonts w:ascii="Times New Roman" w:hAnsi="Times New Roman"/>
+          <w:sz w:val="24"/>
+        </w:rPr>
+        <w:t>exp{</w:t>
+      </w:r>
+      <w:r>
+        <w:rPr>
+          <w:rFonts w:ascii="Times New Roman" w:hAnsi="Times New Roman"/>
+          <w:i/>
+          <w:sz w:val="24"/>
+        </w:rPr>
+        <w:t>j</w:t>
+      </w:r>
+      <w:r>
+        <w:rPr>
+          <w:rFonts w:ascii="Times New Roman" w:hAnsi="Times New Roman"/>
+          <w:i/>
+          <w:sz w:val="24"/>
+        </w:rPr>
+        <w:t>k</w:t>
+      </w:r>
+      <w:r>
+        <w:rPr>
+          <w:rFonts w:ascii="Times New Roman" w:hAnsi="Times New Roman"/>
+          <w:sz w:val="24"/>
+        </w:rPr>
+        <w:t xml:space="preserve"> (</w:t>
+      </w:r>
+      <w:r>
+        <w:rPr>
+          <w:rFonts w:ascii="Times New Roman" w:hAnsi="Times New Roman"/>
+          <w:b/>
+          <w:i/>
+          <w:sz w:val="24"/>
+        </w:rPr>
+        <w:t>r</w:t>
+      </w:r>
+      <w:r>
+        <w:rPr>
+          <w:rFonts w:ascii="Times New Roman" w:hAnsi="Times New Roman"/>
+          <w:sz w:val="24"/>
+          <w:vertAlign w:val="subscript"/>
+        </w:rPr>
+        <w:t>tn</w:t>
+      </w:r>
+      <w:r>
+        <w:rPr>
+          <w:rFonts w:ascii="Times New Roman" w:hAnsi="Times New Roman"/>
+          <w:sz w:val="24"/>
+        </w:rPr>
+        <w:t xml:space="preserve"> + </w:t>
+      </w:r>
+      <w:r>
+        <w:rPr>
+          <w:rFonts w:ascii="Times New Roman" w:hAnsi="Times New Roman"/>
+          <w:b/>
+          <w:i/>
+          <w:sz w:val="24"/>
+        </w:rPr>
+        <w:t>r</w:t>
+      </w:r>
+      <w:r>
+        <w:rPr>
+          <w:rFonts w:ascii="Times New Roman" w:hAnsi="Times New Roman"/>
+          <w:sz w:val="24"/>
+          <w:vertAlign w:val="subscript"/>
+        </w:rPr>
+        <w:t>rk</w:t>
+      </w:r>
+      <w:r>
+        <w:rPr>
+          <w:rFonts w:ascii="Times New Roman" w:hAnsi="Times New Roman"/>
+          <w:sz w:val="24"/>
+        </w:rPr>
+        <w:t>)·(</w:t>
+      </w:r>
+      <w:r>
+        <w:rPr>
+          <w:rFonts w:ascii="Times New Roman" w:hAnsi="Times New Roman"/>
+          <w:b/>
+          <w:i/>
+          <w:sz w:val="24"/>
+        </w:rPr>
+        <w:t>u</w:t>
+      </w:r>
+      <w:r>
+        <w:rPr>
+          <w:rFonts w:ascii="Times New Roman" w:hAnsi="Times New Roman"/>
+          <w:sz w:val="24"/>
+        </w:rPr>
+        <w:t xml:space="preserve"> − </w:t>
+      </w:r>
+      <w:r>
+        <w:rPr>
+          <w:rFonts w:ascii="Times New Roman" w:hAnsi="Times New Roman"/>
+          <w:b/>
+          <w:i/>
+          <w:sz w:val="24"/>
+        </w:rPr>
+        <w:t>u</w:t>
+      </w:r>
+      <w:r>
+        <w:rPr>
+          <w:rFonts w:ascii="Times New Roman" w:hAnsi="Times New Roman"/>
+          <w:sz w:val="24"/>
+          <w:vertAlign w:val="subscript"/>
+        </w:rPr>
+        <w:t>0</w:t>
+      </w:r>
+      <w:r>
+        <w:rPr>
+          <w:rFonts w:ascii="Times New Roman" w:hAnsi="Times New Roman"/>
+          <w:sz w:val="24"/>
+        </w:rPr>
+        <w:t>)}|,</w:t>
+      </w:r>
+      <w:r>
+        <w:tab/>
+        <w:t>(6)</w:t>
       </w:r>
     </w:p>
     <w:p>
@@ -249,7 +1821,19 @@
           <w:b w:val="0"/>
           <w:i w:val="0"/>
         </w:rPr>
-        <w:t>то есть в диаграмму направленности обычной решётки из Nt·Nr изотропных элементов, стоящих в точках r_tn + r_rk. Эти точки и есть виртуальные (эквивалентные) фазовые центры, а решётка из них — виртуальный эквивалент. Расчёт по точным задержкам (шаги 1–3) и расчёт по виртуальному эквиваленту — один и тот же метод, второй — его дальнозонный предел.</w:t>
+        <w:t>где k = 2π/λ — волновое число, u и u₀ — единичные векторы направления на точку и на опорную точку;</w:t>
+      </w:r>
+    </w:p>
+    <w:p>
+      <w:pPr>
+        <w:jc w:val="both"/>
+      </w:pPr>
+      <w:r>
+        <w:rPr>
+          <w:b w:val="0"/>
+          <w:i w:val="0"/>
+        </w:rPr>
+        <w:t>формула (6) — это диаграмма направленности обычной решётки из Nₜ·Nᵣ изотропных элементов, стоящих в точках rₜₙ + rᵣₖ. Эти точки и есть виртуальные (эквивалентные) фазовые центры, а решётка из них — виртуальный эквивалент. Расчёт по точным задержкам (шаги 1–3) и расчёт по виртуальному эквиваленту — один и тот же метод, второй — его дальнозонный предел.</w:t>
       </w:r>
     </w:p>
     <w:p>
@@ -386,7 +1970,7 @@
           <w:b w:val="0"/>
           <w:i w:val="0"/>
         </w:rPr>
-        <w:t>Усечённый конус с осью z и основанием в z = 0, полуугол 30°: четыре кольца элементов на боковой поверхности (радиусы 5λ, 4,17λ, 3,33λ, 2,5λ на высотах 0, 1,4λ, 2,8λ, 4,2λ; λ = 30 мм, 10 ГГц). Приёмные элементы — кольца 1 и 3 (10 + 8 = 18), передающие — кольца 2 и 4 (8 + 6 = 14); виртуальный эквивалент — 252 точки r_tn + r_rk, объёмное облако высотой до 8,4λ (рис. 2, слева). Такая система обозревает горизонт: опорная точка r0 взята на горизонте в направлении φ = 0 на дальности R0, ОФН построена по ф. (12) с точными задержками по азимуту (в горизонтальной плоскости) и по углу места (в вертикальной плоскости φ = 0).</w:t>
+        <w:t>Усечённый конус с осью z и основанием в z = 0, полуугол 30°: четыре кольца элементов на боковой поверхности (радиусы 5λ, 4,17λ, 3,33λ, 2,5λ на высотах 0, 1,4λ, 2,8λ, 4,2λ; λ = 30 мм, 10 ГГц). Приёмные элементы — кольца 1 и 3 (10 + 8 = 18), передающие — кольца 2 и 4 (8 + 6 = 14); виртуальный эквивалент — 252 точки rₜₙ + rᵣₖ, объёмное облако высотой до 8,4λ (рис. 2, слева). Такая система обозревает горизонт: опорная точка r₀ взята на горизонте в направлении φ = 0 на дальности R0, ОФН построена по ф. (12) с точными задержками по азимуту (в горизонтальной плоскости) и по углу места (в вертикальной плоскости φ = 0).</w:t>
       </w:r>
     </w:p>
     <w:p>
@@ -771,7 +2355,7 @@
           <w:b w:val="0"/>
           <w:i w:val="0"/>
         </w:rPr>
-        <w:t>Та же решётка построена в CST Studio Suite 2024 из вертикальных полуволновых диполей (12,5 мм, порт 50 Ом), 11,3 млн ячеек, решатель во временной области. Каждый из 32 портов возбуждается по очереди, остальные нагружены 50 Ом; записаны встроенные ДН F_n(u) всех элементов на 9,8, 10 и 10,2 ГГц с фазой от центра основания. Соответствие строится так: в формуле Чапурского (24)–(25) сигналы пар V0(n, k) берутся не из геометрии, а из электродинамики — произведение встроенных ДН F_tn(u)·F_rk(u), а опорные фазы остаются геометрическими, как в реальной обработке РЛС. Если метод верен для реальных излучателей, ОФН по CST совпадёт с ОФН по ф. (12).</w:t>
+        <w:t>Та же решётка построена в CST Studio Suite 2024 из вертикальных полуволновых диполей (12,5 мм, порт 50 Ом), 11,3 млн ячеек, решатель во временной области. Каждый из 32 портов возбуждается по очереди, остальные нагружены 50 Ом; записаны встроенные ДН F_n(u) всех элементов на 9,8, 10 и 10,2 ГГц с фазой от центра основания. Соответствие строится так: в формуле Чапурского (24)–(25) сигналы пар V₀(n, k) берутся не из геометрии, а из электродинамики — произведение встроенных ДН F_tn(u)·F_rk(u), а опорные фазы остаются геометрическими, как в реальной обработке РЛС. Если метод верен для реальных излучателей, ОФН по CST совпадёт с ОФН по ф. (12).</w:t>
       </w:r>
     </w:p>
     <w:p>
@@ -1403,7 +2987,7 @@
           <w:i/>
           <w:sz w:val="20"/>
         </w:rPr>
-        <w:t>Рис. 4. Виртуальные центры всех 252 пар конуса: треугольники — r_tn + r_rk (Чапурский), точки — по полноволновым откликам пар из CST (подгонка фазы в полосе углов места ±30° на всех азимутах, три координаты); справа — гистограмма расхождений</w:t>
+        <w:t>Рис. 4. Виртуальные центры всех 252 пар конуса: треугольники — rₜₙ + rᵣₖ (Чапурский), точки — по полноволновым откликам пар из CST (подгонка фазы в полосе углов места ±30° на всех азимутах, три координаты); справа — гистограмма расхождений</w:t>
       </w:r>
     </w:p>
     <w:p>
@@ -1415,7 +2999,7 @@
           <w:b w:val="0"/>
           <w:i w:val="0"/>
         </w:rPr>
-        <w:t>Как читать рис. 3–4 и табл. 2. Виртуальные центры по CST совпадают с r_tn + r_rk: расхождение в среднем 0,46 мм, у 95 % пар не более 0,70 мм, наибольшее 0,74 мм (по осям x/y/z: 0,48/0,52/0,65 мм); пар с расхождением больше λ/20 — 0. Это ответ на вопрос о координатах виртуальных фазовых центров объёмной решётки: они равны сумме координат передатчика и приёмника и для конуса, в том числе по высоте z. ОФН по CST повторяет ОФН по формуле с множителем элемента по ширине луча и по уровням лепестков (табл. 2); отличие от изотропного варианта — множитель элемента, который в формулы Чапурского не входит и появляется только в электродинамическом расчёте.</w:t>
+        <w:t>Как читать рис. 3–4 и табл. 2. Виртуальные центры по CST совпадают с rₜₙ + rᵣₖ: расхождение в среднем 0,46 мм, у 95 % пар не более 0,70 мм, наибольшее 0,74 мм (по осям x/y/z: 0,48/0,52/0,65 мм); пар с расхождением больше λ/20 — 0. Это ответ на вопрос о координатах виртуальных фазовых центров объёмной решётки: они равны сумме координат передатчика и приёмника и для конуса, в том числе по высоте z. ОФН по CST повторяет ОФН по формуле с множителем элемента по ширине луча и по уровням лепестков (табл. 2); отличие от изотропного варианта — множитель элемента, который в формулы Чапурского не входит и появляется только в электродинамическом расчёте.</w:t>
       </w:r>
     </w:p>
     <w:p>
@@ -1463,7 +3047,7 @@
           <w:b w:val="0"/>
           <w:i w:val="0"/>
         </w:rPr>
-        <w:t>— дальнозонный предел того же метода: решётка из точек r_tn + r_rk. Для конуса он совпадает с расчётом по точным задержкам уже на дальности 3 м.</w:t>
+        <w:t>— дальнозонный предел того же метода: решётка из точек rₜₙ + rᵣₖ. Для конуса он совпадает с расчётом по точным задержкам уже на дальности 3 м.</w:t>
       </w:r>
     </w:p>
     <w:p>
@@ -1483,7 +3067,7 @@
           <w:b w:val="0"/>
           <w:i w:val="0"/>
         </w:rPr>
-        <w:t>координаты всех 252 виртуальных центров конуса — в точках r_tn + r_rk с точностью 0,74 мм (λ/40), ОФН по CST и по формуле совпадают при учёте множителя элемента.</w:t>
+        <w:t>координаты всех 252 виртуальных центров конуса — в точках rₜₙ + rᵣₖ с точностью 0,74 мм (λ/40), ОФН по CST и по формуле совпадают при учёте множителя элемента.</w:t>
       </w:r>
     </w:p>
     <w:p>

--- a/cst/Отчёт_конус_Чапурский_CST.docx
+++ b/cst/Отчёт_конус_Чапурский_CST.docx
@@ -871,7 +871,7 @@
           <w:b w:val="0"/>
           <w:i w:val="0"/>
         </w:rPr>
-        <w:t>Нормированный модуль корреляционного интеграла (формула (4); в статье — ф. (10), с. 78); для одной частоты она сводится к формуле (5) (ф. (12), с. 79):</w:t>
+        <w:t>Нормированный модуль корреляционного интеграла (формула (4); в статье — ф. (10), с. 78):</w:t>
       </w:r>
     </w:p>
     <w:p>
@@ -995,7 +995,7 @@
           <w:rFonts w:ascii="Times New Roman" w:hAnsi="Times New Roman"/>
           <w:sz w:val="24"/>
         </w:rPr>
-        <w:t>)| / √(|</w:t>
+        <w:t>)| / (</w:t>
       </w:r>
       <w:r>
         <w:rPr>
@@ -1003,46 +1003,15 @@
           <w:i/>
           <w:sz w:val="24"/>
         </w:rPr>
-        <w:t>Q</w:t>
+        <w:t>N</w:t>
       </w:r>
       <w:r>
         <w:rPr>
           <w:rFonts w:ascii="Times New Roman" w:hAnsi="Times New Roman"/>
           <w:sz w:val="24"/>
+          <w:vertAlign w:val="subscript"/>
         </w:rPr>
-        <w:t>(</w:t>
-      </w:r>
-      <w:r>
-        <w:rPr>
-          <w:rFonts w:ascii="Times New Roman" w:hAnsi="Times New Roman"/>
-          <w:b/>
-          <w:i/>
-          <w:sz w:val="24"/>
-        </w:rPr>
-        <w:t>r</w:t>
-      </w:r>
-      <w:r>
-        <w:rPr>
-          <w:rFonts w:ascii="Times New Roman" w:hAnsi="Times New Roman"/>
-          <w:sz w:val="24"/>
-        </w:rPr>
-        <w:t xml:space="preserve">, </w:t>
-      </w:r>
-      <w:r>
-        <w:rPr>
-          <w:rFonts w:ascii="Times New Roman" w:hAnsi="Times New Roman"/>
-          <w:b/>
-          <w:i/>
-          <w:sz w:val="24"/>
-        </w:rPr>
-        <w:t>r</w:t>
-      </w:r>
-      <w:r>
-        <w:rPr>
-          <w:rFonts w:ascii="Times New Roman" w:hAnsi="Times New Roman"/>
-          <w:sz w:val="24"/>
-        </w:rPr>
-        <w:t xml:space="preserve">) </w:t>
+        <w:t>t</w:t>
       </w:r>
       <w:r>
         <w:rPr>
@@ -1050,23 +1019,7 @@
           <w:i/>
           <w:sz w:val="24"/>
         </w:rPr>
-        <w:t>Q</w:t>
-      </w:r>
-      <w:r>
-        <w:rPr>
-          <w:rFonts w:ascii="Times New Roman" w:hAnsi="Times New Roman"/>
-          <w:sz w:val="24"/>
-        </w:rPr>
-        <w:t>(</w:t>
-      </w:r>
-      <w:r>
-        <w:rPr>
-          <w:rFonts w:ascii="Times New Roman" w:hAnsi="Times New Roman"/>
-          <w:b/>
-          <w:i/>
-          <w:sz w:val="24"/>
-        </w:rPr>
-        <w:t>r</w:t>
+        <w:t>N</w:t>
       </w:r>
       <w:r>
         <w:rPr>
@@ -1074,42 +1027,38 @@
           <w:sz w:val="24"/>
           <w:vertAlign w:val="subscript"/>
         </w:rPr>
-        <w:t>0</w:t>
+        <w:t>r</w:t>
+      </w:r>
+      <w:r>
+        <w:rPr>
+          <w:rFonts w:ascii="Times New Roman" w:hAnsi="Times New Roman"/>
+          <w:i/>
+          <w:sz w:val="24"/>
+        </w:rPr>
+        <w:t>M</w:t>
       </w:r>
       <w:r>
         <w:rPr>
           <w:rFonts w:ascii="Times New Roman" w:hAnsi="Times New Roman"/>
           <w:sz w:val="24"/>
         </w:rPr>
-        <w:t xml:space="preserve">, </w:t>
-      </w:r>
-      <w:r>
-        <w:rPr>
-          <w:rFonts w:ascii="Times New Roman" w:hAnsi="Times New Roman"/>
-          <w:b/>
-          <w:i/>
-          <w:sz w:val="24"/>
-        </w:rPr>
-        <w:t>r</w:t>
-      </w:r>
-      <w:r>
-        <w:rPr>
-          <w:rFonts w:ascii="Times New Roman" w:hAnsi="Times New Roman"/>
-          <w:sz w:val="24"/>
-          <w:vertAlign w:val="subscript"/>
-        </w:rPr>
-        <w:t>0</w:t>
-      </w:r>
-      <w:r>
-        <w:rPr>
-          <w:rFonts w:ascii="Times New Roman" w:hAnsi="Times New Roman"/>
-          <w:sz w:val="24"/>
-        </w:rPr>
-        <w:t>)|),</w:t>
+        <w:t>),</w:t>
       </w:r>
       <w:r>
         <w:tab/>
         <w:t>(4)</w:t>
+      </w:r>
+    </w:p>
+    <w:p>
+      <w:pPr>
+        <w:jc w:val="both"/>
+      </w:pPr>
+      <w:r>
+        <w:rPr>
+          <w:b w:val="0"/>
+          <w:i w:val="0"/>
+        </w:rPr>
+        <w:t>в статье нормировка записана через корень из произведения |Q(r, r)·Q(r₀, r₀)|, но при совпадении сигнальных и опорных параметров все слагаемые в Q синфазны, и этот корень равен Nₜ·Nᵣ·M (с. 78), так что Ψ(r, r) = 1. Для одной частоты (M = 1):</w:t>
       </w:r>
     </w:p>
     <w:p>
@@ -2360,6 +2309,34 @@
     </w:p>
     <w:p>
       <w:pPr>
+        <w:pStyle w:val="Heading2"/>
+      </w:pPr>
+      <w:r>
+        <w:t>4.1. Что именно сравнивается</w:t>
+      </w:r>
+    </w:p>
+    <w:p>
+      <w:pPr>
+        <w:jc w:val="both"/>
+      </w:pPr>
+      <w:r>
+        <w:rPr>
+          <w:b w:val="0"/>
+          <w:i w:val="0"/>
+        </w:rPr>
+        <w:t>Сравниваются четыре вещи, и для каждой ниже указано, что даёт расчёт Чапурского, что даёт CST и насколько они расходятся: (а) форма ОФН — ширина главного лепестка, уровень боковых, положение и уровень первых боковых лепестков, расхождение кривых во всём секторе; (б) то же на краях полосы 9,8 и 10,2 ГГц; (в) координаты виртуальных фазовых центров всех 252 пар по трём осям; (г) фазовый центр всей сфокусированной системы. Единственная величина, которой в формулах Чапурского нет, — диаграмма излучателя: поэтому формула (6) приведена и с изотропными элементами (серая кривая), и с множителем элемента, взятым из CST (чёрная).</w:t>
+      </w:r>
+    </w:p>
+    <w:p>
+      <w:pPr>
+        <w:pStyle w:val="Heading2"/>
+      </w:pPr>
+      <w:r>
+        <w:t>4.2. Форма ОФН</w:t>
+      </w:r>
+    </w:p>
+    <w:p>
+      <w:pPr>
         <w:jc w:val="center"/>
       </w:pPr>
       <w:r>
@@ -2408,7 +2385,7 @@
           <w:i/>
           <w:sz w:val="20"/>
         </w:rPr>
-        <w:t>Рис. 3. Конус, 10 ГГц: ОФН по ф. (12) с изотропными элементами (серая), то же × множитель элемента (чёрная) и по полноволновым ДН из CST (красная пунктирная); слева азимут, справа угол места; опорное направление — горизонт, φ = 0</w:t>
+        <w:t>Рис. 3. Конус, 10 ГГц: ОФН по формуле (6) с изотропными элементами (серая), то же с множителем элемента (чёрная) и по полноволновым ДН из CST (красная пунктирная); слева азимут, справа угол места; опорное направление — горизонт, φ = 0</w:t>
       </w:r>
     </w:p>
     <w:tbl>
@@ -2419,15 +2396,38 @@
         <w:tblLook w:firstColumn="1" w:firstRow="1" w:lastColumn="0" w:lastRow="0" w:noHBand="0" w:noVBand="1" w:val="04A0"/>
       </w:tblPr>
       <w:tblGrid>
-        <w:gridCol w:w="2422"/>
-        <w:gridCol w:w="2422"/>
-        <w:gridCol w:w="2422"/>
-        <w:gridCol w:w="2422"/>
+        <w:gridCol w:w="1211"/>
+        <w:gridCol w:w="1211"/>
+        <w:gridCol w:w="1211"/>
+        <w:gridCol w:w="1211"/>
+        <w:gridCol w:w="1211"/>
+        <w:gridCol w:w="1211"/>
+        <w:gridCol w:w="1211"/>
+        <w:gridCol w:w="1211"/>
       </w:tblGrid>
       <w:tr>
         <w:tc>
           <w:tcPr>
-            <w:tcW w:type="dxa" w:w="1361"/>
+            <w:tcW w:type="dxa" w:w="737"/>
+            <w:shd w:val="clear" w:color="auto" w:fill="E7E6E6"/>
+          </w:tcPr>
+          <w:p>
+            <w:pPr>
+              <w:jc w:val="center"/>
+            </w:pPr>
+            <w:r/>
+            <w:r>
+              <w:rPr>
+                <w:b/>
+                <w:sz w:val="20"/>
+              </w:rPr>
+              <w:t>f, ГГц</w:t>
+            </w:r>
+          </w:p>
+        </w:tc>
+        <w:tc>
+          <w:tcPr>
+            <w:tcW w:type="dxa" w:w="1247"/>
             <w:shd w:val="clear" w:color="auto" w:fill="E7E6E6"/>
           </w:tcPr>
           <w:p>
@@ -2446,7 +2446,7 @@
         </w:tc>
         <w:tc>
           <w:tcPr>
-            <w:tcW w:type="dxa" w:w="4535"/>
+            <w:tcW w:type="dxa" w:w="1247"/>
             <w:shd w:val="clear" w:color="auto" w:fill="E7E6E6"/>
           </w:tcPr>
           <w:p>
@@ -2459,7 +2459,992 @@
                 <w:b/>
                 <w:sz w:val="20"/>
               </w:rPr>
-              <w:t>Расчёт</w:t>
+              <w:t>Ширина: Чапурский, °</w:t>
+            </w:r>
+          </w:p>
+        </w:tc>
+        <w:tc>
+          <w:tcPr>
+            <w:tcW w:type="dxa" w:w="1077"/>
+            <w:shd w:val="clear" w:color="auto" w:fill="E7E6E6"/>
+          </w:tcPr>
+          <w:p>
+            <w:pPr>
+              <w:jc w:val="center"/>
+            </w:pPr>
+            <w:r/>
+            <w:r>
+              <w:rPr>
+                <w:b/>
+                <w:sz w:val="20"/>
+              </w:rPr>
+              <w:t>Ширина: CST, °</w:t>
+            </w:r>
+          </w:p>
+        </w:tc>
+        <w:tc>
+          <w:tcPr>
+            <w:tcW w:type="dxa" w:w="964"/>
+            <w:shd w:val="clear" w:color="auto" w:fill="E7E6E6"/>
+          </w:tcPr>
+          <w:p>
+            <w:pPr>
+              <w:jc w:val="center"/>
+            </w:pPr>
+            <w:r/>
+            <w:r>
+              <w:rPr>
+                <w:b/>
+                <w:sz w:val="20"/>
+              </w:rPr>
+              <w:t>Разность, °</w:t>
+            </w:r>
+          </w:p>
+        </w:tc>
+        <w:tc>
+          <w:tcPr>
+            <w:tcW w:type="dxa" w:w="1304"/>
+            <w:shd w:val="clear" w:color="auto" w:fill="E7E6E6"/>
+          </w:tcPr>
+          <w:p>
+            <w:pPr>
+              <w:jc w:val="center"/>
+            </w:pPr>
+            <w:r/>
+            <w:r>
+              <w:rPr>
+                <w:b/>
+                <w:sz w:val="20"/>
+              </w:rPr>
+              <w:t>УБЛ: Чапурский, дБ</w:t>
+            </w:r>
+          </w:p>
+        </w:tc>
+        <w:tc>
+          <w:tcPr>
+            <w:tcW w:type="dxa" w:w="1077"/>
+            <w:shd w:val="clear" w:color="auto" w:fill="E7E6E6"/>
+          </w:tcPr>
+          <w:p>
+            <w:pPr>
+              <w:jc w:val="center"/>
+            </w:pPr>
+            <w:r/>
+            <w:r>
+              <w:rPr>
+                <w:b/>
+                <w:sz w:val="20"/>
+              </w:rPr>
+              <w:t>УБЛ: CST, дБ</w:t>
+            </w:r>
+          </w:p>
+        </w:tc>
+        <w:tc>
+          <w:tcPr>
+            <w:tcW w:type="dxa" w:w="1020"/>
+            <w:shd w:val="clear" w:color="auto" w:fill="E7E6E6"/>
+          </w:tcPr>
+          <w:p>
+            <w:pPr>
+              <w:jc w:val="center"/>
+            </w:pPr>
+            <w:r/>
+            <w:r>
+              <w:rPr>
+                <w:b/>
+                <w:sz w:val="20"/>
+              </w:rPr>
+              <w:t>Разность, дБ</w:t>
+            </w:r>
+          </w:p>
+        </w:tc>
+      </w:tr>
+      <w:tr>
+        <w:tc>
+          <w:tcPr>
+            <w:tcW w:type="dxa" w:w="737"/>
+          </w:tcPr>
+          <w:p>
+            <w:pPr>
+              <w:jc w:val="left"/>
+            </w:pPr>
+            <w:r/>
+            <w:r>
+              <w:rPr>
+                <w:sz w:val="20"/>
+              </w:rPr>
+              <w:t>9,8</w:t>
+            </w:r>
+          </w:p>
+        </w:tc>
+        <w:tc>
+          <w:tcPr>
+            <w:tcW w:type="dxa" w:w="1247"/>
+          </w:tcPr>
+          <w:p>
+            <w:pPr>
+              <w:jc w:val="center"/>
+            </w:pPr>
+            <w:r/>
+            <w:r>
+              <w:rPr>
+                <w:sz w:val="20"/>
+              </w:rPr>
+              <w:t>азимут</w:t>
+            </w:r>
+          </w:p>
+        </w:tc>
+        <w:tc>
+          <w:tcPr>
+            <w:tcW w:type="dxa" w:w="1247"/>
+          </w:tcPr>
+          <w:p>
+            <w:pPr>
+              <w:jc w:val="center"/>
+            </w:pPr>
+            <w:r/>
+            <w:r>
+              <w:rPr>
+                <w:sz w:val="20"/>
+              </w:rPr>
+              <w:t>3,74</w:t>
+            </w:r>
+          </w:p>
+        </w:tc>
+        <w:tc>
+          <w:tcPr>
+            <w:tcW w:type="dxa" w:w="1077"/>
+          </w:tcPr>
+          <w:p>
+            <w:pPr>
+              <w:jc w:val="center"/>
+            </w:pPr>
+            <w:r/>
+            <w:r>
+              <w:rPr>
+                <w:sz w:val="20"/>
+              </w:rPr>
+              <w:t>3,74</w:t>
+            </w:r>
+          </w:p>
+        </w:tc>
+        <w:tc>
+          <w:tcPr>
+            <w:tcW w:type="dxa" w:w="964"/>
+          </w:tcPr>
+          <w:p>
+            <w:pPr>
+              <w:jc w:val="center"/>
+            </w:pPr>
+            <w:r/>
+            <w:r>
+              <w:rPr>
+                <w:sz w:val="20"/>
+              </w:rPr>
+              <w:t>0,00</w:t>
+            </w:r>
+          </w:p>
+        </w:tc>
+        <w:tc>
+          <w:tcPr>
+            <w:tcW w:type="dxa" w:w="1304"/>
+          </w:tcPr>
+          <w:p>
+            <w:pPr>
+              <w:jc w:val="center"/>
+            </w:pPr>
+            <w:r/>
+            <w:r>
+              <w:rPr>
+                <w:sz w:val="20"/>
+              </w:rPr>
+              <w:t>−19,8</w:t>
+            </w:r>
+          </w:p>
+        </w:tc>
+        <w:tc>
+          <w:tcPr>
+            <w:tcW w:type="dxa" w:w="1077"/>
+          </w:tcPr>
+          <w:p>
+            <w:pPr>
+              <w:jc w:val="center"/>
+            </w:pPr>
+            <w:r/>
+            <w:r>
+              <w:rPr>
+                <w:sz w:val="20"/>
+              </w:rPr>
+              <w:t>−19,7</w:t>
+            </w:r>
+          </w:p>
+        </w:tc>
+        <w:tc>
+          <w:tcPr>
+            <w:tcW w:type="dxa" w:w="1020"/>
+          </w:tcPr>
+          <w:p>
+            <w:pPr>
+              <w:jc w:val="center"/>
+            </w:pPr>
+            <w:r/>
+            <w:r>
+              <w:rPr>
+                <w:sz w:val="20"/>
+              </w:rPr>
+              <w:t>0,1</w:t>
+            </w:r>
+          </w:p>
+        </w:tc>
+      </w:tr>
+      <w:tr>
+        <w:tc>
+          <w:tcPr>
+            <w:tcW w:type="dxa" w:w="737"/>
+          </w:tcPr>
+          <w:p>
+            <w:pPr>
+              <w:jc w:val="left"/>
+            </w:pPr>
+            <w:r/>
+            <w:r>
+              <w:rPr>
+                <w:sz w:val="20"/>
+              </w:rPr>
+              <w:t>9,8</w:t>
+            </w:r>
+          </w:p>
+        </w:tc>
+        <w:tc>
+          <w:tcPr>
+            <w:tcW w:type="dxa" w:w="1247"/>
+          </w:tcPr>
+          <w:p>
+            <w:pPr>
+              <w:jc w:val="center"/>
+            </w:pPr>
+            <w:r/>
+            <w:r>
+              <w:rPr>
+                <w:sz w:val="20"/>
+              </w:rPr>
+              <w:t>угол места</w:t>
+            </w:r>
+          </w:p>
+        </w:tc>
+        <w:tc>
+          <w:tcPr>
+            <w:tcW w:type="dxa" w:w="1247"/>
+          </w:tcPr>
+          <w:p>
+            <w:pPr>
+              <w:jc w:val="center"/>
+            </w:pPr>
+            <w:r/>
+            <w:r>
+              <w:rPr>
+                <w:sz w:val="20"/>
+              </w:rPr>
+              <w:t>7,32</w:t>
+            </w:r>
+          </w:p>
+        </w:tc>
+        <w:tc>
+          <w:tcPr>
+            <w:tcW w:type="dxa" w:w="1077"/>
+          </w:tcPr>
+          <w:p>
+            <w:pPr>
+              <w:jc w:val="center"/>
+            </w:pPr>
+            <w:r/>
+            <w:r>
+              <w:rPr>
+                <w:sz w:val="20"/>
+              </w:rPr>
+              <w:t>7,51</w:t>
+            </w:r>
+          </w:p>
+        </w:tc>
+        <w:tc>
+          <w:tcPr>
+            <w:tcW w:type="dxa" w:w="964"/>
+          </w:tcPr>
+          <w:p>
+            <w:pPr>
+              <w:jc w:val="center"/>
+            </w:pPr>
+            <w:r/>
+            <w:r>
+              <w:rPr>
+                <w:sz w:val="20"/>
+              </w:rPr>
+              <w:t>0,19</w:t>
+            </w:r>
+          </w:p>
+        </w:tc>
+        <w:tc>
+          <w:tcPr>
+            <w:tcW w:type="dxa" w:w="1304"/>
+          </w:tcPr>
+          <w:p>
+            <w:pPr>
+              <w:jc w:val="center"/>
+            </w:pPr>
+            <w:r/>
+            <w:r>
+              <w:rPr>
+                <w:sz w:val="20"/>
+              </w:rPr>
+              <w:t>−9,5</w:t>
+            </w:r>
+          </w:p>
+        </w:tc>
+        <w:tc>
+          <w:tcPr>
+            <w:tcW w:type="dxa" w:w="1077"/>
+          </w:tcPr>
+          <w:p>
+            <w:pPr>
+              <w:jc w:val="center"/>
+            </w:pPr>
+            <w:r/>
+            <w:r>
+              <w:rPr>
+                <w:sz w:val="20"/>
+              </w:rPr>
+              <w:t>−7,5</w:t>
+            </w:r>
+          </w:p>
+        </w:tc>
+        <w:tc>
+          <w:tcPr>
+            <w:tcW w:type="dxa" w:w="1020"/>
+          </w:tcPr>
+          <w:p>
+            <w:pPr>
+              <w:jc w:val="center"/>
+            </w:pPr>
+            <w:r/>
+            <w:r>
+              <w:rPr>
+                <w:sz w:val="20"/>
+              </w:rPr>
+              <w:t>2,0</w:t>
+            </w:r>
+          </w:p>
+        </w:tc>
+      </w:tr>
+      <w:tr>
+        <w:tc>
+          <w:tcPr>
+            <w:tcW w:type="dxa" w:w="737"/>
+          </w:tcPr>
+          <w:p>
+            <w:pPr>
+              <w:jc w:val="left"/>
+            </w:pPr>
+            <w:r/>
+            <w:r>
+              <w:rPr>
+                <w:sz w:val="20"/>
+              </w:rPr>
+              <w:t>10,0</w:t>
+            </w:r>
+          </w:p>
+        </w:tc>
+        <w:tc>
+          <w:tcPr>
+            <w:tcW w:type="dxa" w:w="1247"/>
+          </w:tcPr>
+          <w:p>
+            <w:pPr>
+              <w:jc w:val="center"/>
+            </w:pPr>
+            <w:r/>
+            <w:r>
+              <w:rPr>
+                <w:sz w:val="20"/>
+              </w:rPr>
+              <w:t>азимут</w:t>
+            </w:r>
+          </w:p>
+        </w:tc>
+        <w:tc>
+          <w:tcPr>
+            <w:tcW w:type="dxa" w:w="1247"/>
+          </w:tcPr>
+          <w:p>
+            <w:pPr>
+              <w:jc w:val="center"/>
+            </w:pPr>
+            <w:r/>
+            <w:r>
+              <w:rPr>
+                <w:sz w:val="20"/>
+              </w:rPr>
+              <w:t>3,66</w:t>
+            </w:r>
+          </w:p>
+        </w:tc>
+        <w:tc>
+          <w:tcPr>
+            <w:tcW w:type="dxa" w:w="1077"/>
+          </w:tcPr>
+          <w:p>
+            <w:pPr>
+              <w:jc w:val="center"/>
+            </w:pPr>
+            <w:r/>
+            <w:r>
+              <w:rPr>
+                <w:sz w:val="20"/>
+              </w:rPr>
+              <w:t>3,63</w:t>
+            </w:r>
+          </w:p>
+        </w:tc>
+        <w:tc>
+          <w:tcPr>
+            <w:tcW w:type="dxa" w:w="964"/>
+          </w:tcPr>
+          <w:p>
+            <w:pPr>
+              <w:jc w:val="center"/>
+            </w:pPr>
+            <w:r/>
+            <w:r>
+              <w:rPr>
+                <w:sz w:val="20"/>
+              </w:rPr>
+              <w:t>−0,03</w:t>
+            </w:r>
+          </w:p>
+        </w:tc>
+        <w:tc>
+          <w:tcPr>
+            <w:tcW w:type="dxa" w:w="1304"/>
+          </w:tcPr>
+          <w:p>
+            <w:pPr>
+              <w:jc w:val="center"/>
+            </w:pPr>
+            <w:r/>
+            <w:r>
+              <w:rPr>
+                <w:sz w:val="20"/>
+              </w:rPr>
+              <w:t>−18,0</w:t>
+            </w:r>
+          </w:p>
+        </w:tc>
+        <w:tc>
+          <w:tcPr>
+            <w:tcW w:type="dxa" w:w="1077"/>
+          </w:tcPr>
+          <w:p>
+            <w:pPr>
+              <w:jc w:val="center"/>
+            </w:pPr>
+            <w:r/>
+            <w:r>
+              <w:rPr>
+                <w:sz w:val="20"/>
+              </w:rPr>
+              <w:t>−17,1</w:t>
+            </w:r>
+          </w:p>
+        </w:tc>
+        <w:tc>
+          <w:tcPr>
+            <w:tcW w:type="dxa" w:w="1020"/>
+          </w:tcPr>
+          <w:p>
+            <w:pPr>
+              <w:jc w:val="center"/>
+            </w:pPr>
+            <w:r/>
+            <w:r>
+              <w:rPr>
+                <w:sz w:val="20"/>
+              </w:rPr>
+              <w:t>0,9</w:t>
+            </w:r>
+          </w:p>
+        </w:tc>
+      </w:tr>
+      <w:tr>
+        <w:tc>
+          <w:tcPr>
+            <w:tcW w:type="dxa" w:w="737"/>
+          </w:tcPr>
+          <w:p>
+            <w:pPr>
+              <w:jc w:val="left"/>
+            </w:pPr>
+            <w:r/>
+            <w:r>
+              <w:rPr>
+                <w:sz w:val="20"/>
+              </w:rPr>
+              <w:t>10,0</w:t>
+            </w:r>
+          </w:p>
+        </w:tc>
+        <w:tc>
+          <w:tcPr>
+            <w:tcW w:type="dxa" w:w="1247"/>
+          </w:tcPr>
+          <w:p>
+            <w:pPr>
+              <w:jc w:val="center"/>
+            </w:pPr>
+            <w:r/>
+            <w:r>
+              <w:rPr>
+                <w:sz w:val="20"/>
+              </w:rPr>
+              <w:t>угол места</w:t>
+            </w:r>
+          </w:p>
+        </w:tc>
+        <w:tc>
+          <w:tcPr>
+            <w:tcW w:type="dxa" w:w="1247"/>
+          </w:tcPr>
+          <w:p>
+            <w:pPr>
+              <w:jc w:val="center"/>
+            </w:pPr>
+            <w:r/>
+            <w:r>
+              <w:rPr>
+                <w:sz w:val="20"/>
+              </w:rPr>
+              <w:t>7,32</w:t>
+            </w:r>
+          </w:p>
+        </w:tc>
+        <w:tc>
+          <w:tcPr>
+            <w:tcW w:type="dxa" w:w="1077"/>
+          </w:tcPr>
+          <w:p>
+            <w:pPr>
+              <w:jc w:val="center"/>
+            </w:pPr>
+            <w:r/>
+            <w:r>
+              <w:rPr>
+                <w:sz w:val="20"/>
+              </w:rPr>
+              <w:t>7,41</w:t>
+            </w:r>
+          </w:p>
+        </w:tc>
+        <w:tc>
+          <w:tcPr>
+            <w:tcW w:type="dxa" w:w="964"/>
+          </w:tcPr>
+          <w:p>
+            <w:pPr>
+              <w:jc w:val="center"/>
+            </w:pPr>
+            <w:r/>
+            <w:r>
+              <w:rPr>
+                <w:sz w:val="20"/>
+              </w:rPr>
+              <w:t>0,09</w:t>
+            </w:r>
+          </w:p>
+        </w:tc>
+        <w:tc>
+          <w:tcPr>
+            <w:tcW w:type="dxa" w:w="1304"/>
+          </w:tcPr>
+          <w:p>
+            <w:pPr>
+              <w:jc w:val="center"/>
+            </w:pPr>
+            <w:r/>
+            <w:r>
+              <w:rPr>
+                <w:sz w:val="20"/>
+              </w:rPr>
+              <w:t>−9,7</w:t>
+            </w:r>
+          </w:p>
+        </w:tc>
+        <w:tc>
+          <w:tcPr>
+            <w:tcW w:type="dxa" w:w="1077"/>
+          </w:tcPr>
+          <w:p>
+            <w:pPr>
+              <w:jc w:val="center"/>
+            </w:pPr>
+            <w:r/>
+            <w:r>
+              <w:rPr>
+                <w:sz w:val="20"/>
+              </w:rPr>
+              <w:t>−8,2</w:t>
+            </w:r>
+          </w:p>
+        </w:tc>
+        <w:tc>
+          <w:tcPr>
+            <w:tcW w:type="dxa" w:w="1020"/>
+          </w:tcPr>
+          <w:p>
+            <w:pPr>
+              <w:jc w:val="center"/>
+            </w:pPr>
+            <w:r/>
+            <w:r>
+              <w:rPr>
+                <w:sz w:val="20"/>
+              </w:rPr>
+              <w:t>1,5</w:t>
+            </w:r>
+          </w:p>
+        </w:tc>
+      </w:tr>
+      <w:tr>
+        <w:tc>
+          <w:tcPr>
+            <w:tcW w:type="dxa" w:w="737"/>
+          </w:tcPr>
+          <w:p>
+            <w:pPr>
+              <w:jc w:val="left"/>
+            </w:pPr>
+            <w:r/>
+            <w:r>
+              <w:rPr>
+                <w:sz w:val="20"/>
+              </w:rPr>
+              <w:t>10,2</w:t>
+            </w:r>
+          </w:p>
+        </w:tc>
+        <w:tc>
+          <w:tcPr>
+            <w:tcW w:type="dxa" w:w="1247"/>
+          </w:tcPr>
+          <w:p>
+            <w:pPr>
+              <w:jc w:val="center"/>
+            </w:pPr>
+            <w:r/>
+            <w:r>
+              <w:rPr>
+                <w:sz w:val="20"/>
+              </w:rPr>
+              <w:t>азимут</w:t>
+            </w:r>
+          </w:p>
+        </w:tc>
+        <w:tc>
+          <w:tcPr>
+            <w:tcW w:type="dxa" w:w="1247"/>
+          </w:tcPr>
+          <w:p>
+            <w:pPr>
+              <w:jc w:val="center"/>
+            </w:pPr>
+            <w:r/>
+            <w:r>
+              <w:rPr>
+                <w:sz w:val="20"/>
+              </w:rPr>
+              <w:t>3,58</w:t>
+            </w:r>
+          </w:p>
+        </w:tc>
+        <w:tc>
+          <w:tcPr>
+            <w:tcW w:type="dxa" w:w="1077"/>
+          </w:tcPr>
+          <w:p>
+            <w:pPr>
+              <w:jc w:val="center"/>
+            </w:pPr>
+            <w:r/>
+            <w:r>
+              <w:rPr>
+                <w:sz w:val="20"/>
+              </w:rPr>
+              <w:t>3,52</w:t>
+            </w:r>
+          </w:p>
+        </w:tc>
+        <w:tc>
+          <w:tcPr>
+            <w:tcW w:type="dxa" w:w="964"/>
+          </w:tcPr>
+          <w:p>
+            <w:pPr>
+              <w:jc w:val="center"/>
+            </w:pPr>
+            <w:r/>
+            <w:r>
+              <w:rPr>
+                <w:sz w:val="20"/>
+              </w:rPr>
+              <w:t>−0,06</w:t>
+            </w:r>
+          </w:p>
+        </w:tc>
+        <w:tc>
+          <w:tcPr>
+            <w:tcW w:type="dxa" w:w="1304"/>
+          </w:tcPr>
+          <w:p>
+            <w:pPr>
+              <w:jc w:val="center"/>
+            </w:pPr>
+            <w:r/>
+            <w:r>
+              <w:rPr>
+                <w:sz w:val="20"/>
+              </w:rPr>
+              <w:t>−20,9</w:t>
+            </w:r>
+          </w:p>
+        </w:tc>
+        <w:tc>
+          <w:tcPr>
+            <w:tcW w:type="dxa" w:w="1077"/>
+          </w:tcPr>
+          <w:p>
+            <w:pPr>
+              <w:jc w:val="center"/>
+            </w:pPr>
+            <w:r/>
+            <w:r>
+              <w:rPr>
+                <w:sz w:val="20"/>
+              </w:rPr>
+              <w:t>−20,4</w:t>
+            </w:r>
+          </w:p>
+        </w:tc>
+        <w:tc>
+          <w:tcPr>
+            <w:tcW w:type="dxa" w:w="1020"/>
+          </w:tcPr>
+          <w:p>
+            <w:pPr>
+              <w:jc w:val="center"/>
+            </w:pPr>
+            <w:r/>
+            <w:r>
+              <w:rPr>
+                <w:sz w:val="20"/>
+              </w:rPr>
+              <w:t>0,5</w:t>
+            </w:r>
+          </w:p>
+        </w:tc>
+      </w:tr>
+      <w:tr>
+        <w:tc>
+          <w:tcPr>
+            <w:tcW w:type="dxa" w:w="737"/>
+          </w:tcPr>
+          <w:p>
+            <w:pPr>
+              <w:jc w:val="left"/>
+            </w:pPr>
+            <w:r/>
+            <w:r>
+              <w:rPr>
+                <w:sz w:val="20"/>
+              </w:rPr>
+              <w:t>10,2</w:t>
+            </w:r>
+          </w:p>
+        </w:tc>
+        <w:tc>
+          <w:tcPr>
+            <w:tcW w:type="dxa" w:w="1247"/>
+          </w:tcPr>
+          <w:p>
+            <w:pPr>
+              <w:jc w:val="center"/>
+            </w:pPr>
+            <w:r/>
+            <w:r>
+              <w:rPr>
+                <w:sz w:val="20"/>
+              </w:rPr>
+              <w:t>угол места</w:t>
+            </w:r>
+          </w:p>
+        </w:tc>
+        <w:tc>
+          <w:tcPr>
+            <w:tcW w:type="dxa" w:w="1247"/>
+          </w:tcPr>
+          <w:p>
+            <w:pPr>
+              <w:jc w:val="center"/>
+            </w:pPr>
+            <w:r/>
+            <w:r>
+              <w:rPr>
+                <w:sz w:val="20"/>
+              </w:rPr>
+              <w:t>7,39</w:t>
+            </w:r>
+          </w:p>
+        </w:tc>
+        <w:tc>
+          <w:tcPr>
+            <w:tcW w:type="dxa" w:w="1077"/>
+          </w:tcPr>
+          <w:p>
+            <w:pPr>
+              <w:jc w:val="center"/>
+            </w:pPr>
+            <w:r/>
+            <w:r>
+              <w:rPr>
+                <w:sz w:val="20"/>
+              </w:rPr>
+              <w:t>7,38</w:t>
+            </w:r>
+          </w:p>
+        </w:tc>
+        <w:tc>
+          <w:tcPr>
+            <w:tcW w:type="dxa" w:w="964"/>
+          </w:tcPr>
+          <w:p>
+            <w:pPr>
+              <w:jc w:val="center"/>
+            </w:pPr>
+            <w:r/>
+            <w:r>
+              <w:rPr>
+                <w:sz w:val="20"/>
+              </w:rPr>
+              <w:t>0,00</w:t>
+            </w:r>
+          </w:p>
+        </w:tc>
+        <w:tc>
+          <w:tcPr>
+            <w:tcW w:type="dxa" w:w="1304"/>
+          </w:tcPr>
+          <w:p>
+            <w:pPr>
+              <w:jc w:val="center"/>
+            </w:pPr>
+            <w:r/>
+            <w:r>
+              <w:rPr>
+                <w:sz w:val="20"/>
+              </w:rPr>
+              <w:t>−10,1</w:t>
+            </w:r>
+          </w:p>
+        </w:tc>
+        <w:tc>
+          <w:tcPr>
+            <w:tcW w:type="dxa" w:w="1077"/>
+          </w:tcPr>
+          <w:p>
+            <w:pPr>
+              <w:jc w:val="center"/>
+            </w:pPr>
+            <w:r/>
+            <w:r>
+              <w:rPr>
+                <w:sz w:val="20"/>
+              </w:rPr>
+              <w:t>−8,7</w:t>
+            </w:r>
+          </w:p>
+        </w:tc>
+        <w:tc>
+          <w:tcPr>
+            <w:tcW w:type="dxa" w:w="1020"/>
+          </w:tcPr>
+          <w:p>
+            <w:pPr>
+              <w:jc w:val="center"/>
+            </w:pPr>
+            <w:r/>
+            <w:r>
+              <w:rPr>
+                <w:sz w:val="20"/>
+              </w:rPr>
+              <w:t>1,4</w:t>
+            </w:r>
+          </w:p>
+        </w:tc>
+      </w:tr>
+    </w:tbl>
+    <w:p>
+      <w:pPr>
+        <w:spacing w:after="200"/>
+        <w:jc w:val="center"/>
+      </w:pPr>
+      <w:r>
+        <w:rPr>
+          <w:b w:val="0"/>
+          <w:i/>
+          <w:sz w:val="20"/>
+        </w:rPr>
+        <w:t>Табл. 2. Ширина луча по −3 дБ и уровень боковых лепестков: формула (6) с множителем элемента против CST, три частоты</w:t>
+      </w:r>
+    </w:p>
+    <w:p>
+      <w:pPr>
+        <w:jc w:val="both"/>
+      </w:pPr>
+      <w:r>
+        <w:rPr>
+          <w:b w:val="0"/>
+          <w:i w:val="0"/>
+        </w:rPr>
+        <w:t>Как читать табл. 2. Ширина главного лепестка совпадает на всех трёх частотах: по азимуту расхождение 0,03° при ширине 3,66° (это 1 %), по углу места 0,09° при ширине 7,32°. Ширина луча определяется только размером виртуального эквивалента, и CST подтверждает, что реальная решётка со взаимной связью имеет тот же размер эквивалента. Уровень боковых лепестков совпадает в пределах 2,0 дБ. Уровень лепестков зависит от амплитуд пар: в CST они не одинаковы (разные встроенные ДН у колец разного радиуса и высоты, рябь от переизлучения соседей), отсюда разница в десятые доли децибела по азимуту и около 1,5 дБ по углу места, где лепестки формируются всего двумя слоями эквивалента и чувствительнее к амплитудам.</w:t>
+      </w:r>
+    </w:p>
+    <w:tbl>
+      <w:tblPr>
+        <w:tblStyle w:val="TableGrid"/>
+        <w:tblW w:type="auto" w:w="0"/>
+        <w:jc w:val="center"/>
+        <w:tblLook w:firstColumn="1" w:firstRow="1" w:lastColumn="0" w:lastRow="0" w:noHBand="0" w:noVBand="1" w:val="04A0"/>
+      </w:tblPr>
+      <w:tblGrid>
+        <w:gridCol w:w="1938"/>
+        <w:gridCol w:w="1938"/>
+        <w:gridCol w:w="1938"/>
+        <w:gridCol w:w="1938"/>
+        <w:gridCol w:w="1938"/>
+      </w:tblGrid>
+      <w:tr>
+        <w:tc>
+          <w:tcPr>
+            <w:tcW w:type="dxa" w:w="2948"/>
+            <w:shd w:val="clear" w:color="auto" w:fill="E7E6E6"/>
+          </w:tcPr>
+          <w:p>
+            <w:pPr>
+              <w:jc w:val="center"/>
+            </w:pPr>
+            <w:r/>
+            <w:r>
+              <w:rPr>
+                <w:b/>
+                <w:sz w:val="20"/>
+              </w:rPr>
+              <w:t>Первый боковой лепесток</w:t>
             </w:r>
           </w:p>
         </w:tc>
@@ -2478,13 +3463,13 @@
                 <w:b/>
                 <w:sz w:val="20"/>
               </w:rPr>
-              <w:t>Ширина −3 дБ, °</w:t>
+              <w:t>Чапурский: угол, °</w:t>
             </w:r>
           </w:p>
         </w:tc>
         <w:tc>
           <w:tcPr>
-            <w:tcW w:type="dxa" w:w="1247"/>
+            <w:tcW w:type="dxa" w:w="1361"/>
             <w:shd w:val="clear" w:color="auto" w:fill="E7E6E6"/>
           </w:tcPr>
           <w:p>
@@ -2497,7 +3482,45 @@
                 <w:b/>
                 <w:sz w:val="20"/>
               </w:rPr>
-              <w:t>УБЛ, дБ</w:t>
+              <w:t>уровень, дБ</w:t>
+            </w:r>
+          </w:p>
+        </w:tc>
+        <w:tc>
+          <w:tcPr>
+            <w:tcW w:type="dxa" w:w="1587"/>
+            <w:shd w:val="clear" w:color="auto" w:fill="E7E6E6"/>
+          </w:tcPr>
+          <w:p>
+            <w:pPr>
+              <w:jc w:val="center"/>
+            </w:pPr>
+            <w:r/>
+            <w:r>
+              <w:rPr>
+                <w:b/>
+                <w:sz w:val="20"/>
+              </w:rPr>
+              <w:t>CST: угол, °</w:t>
+            </w:r>
+          </w:p>
+        </w:tc>
+        <w:tc>
+          <w:tcPr>
+            <w:tcW w:type="dxa" w:w="1361"/>
+            <w:shd w:val="clear" w:color="auto" w:fill="E7E6E6"/>
+          </w:tcPr>
+          <w:p>
+            <w:pPr>
+              <w:jc w:val="center"/>
+            </w:pPr>
+            <w:r/>
+            <w:r>
+              <w:rPr>
+                <w:b/>
+                <w:sz w:val="20"/>
+              </w:rPr>
+              <w:t>уровень, дБ</w:t>
             </w:r>
           </w:p>
         </w:tc>
@@ -2505,7 +3528,7 @@
       <w:tr>
         <w:tc>
           <w:tcPr>
-            <w:tcW w:type="dxa" w:w="1361"/>
+            <w:tcW w:type="dxa" w:w="2948"/>
           </w:tcPr>
           <w:p>
             <w:pPr>
@@ -2516,24 +3539,7 @@
               <w:rPr>
                 <w:sz w:val="20"/>
               </w:rPr>
-              <w:t>азимут</w:t>
-            </w:r>
-          </w:p>
-        </w:tc>
-        <w:tc>
-          <w:tcPr>
-            <w:tcW w:type="dxa" w:w="4535"/>
-          </w:tcPr>
-          <w:p>
-            <w:pPr>
-              <w:jc w:val="center"/>
-            </w:pPr>
-            <w:r/>
-            <w:r>
-              <w:rPr>
-                <w:sz w:val="20"/>
-              </w:rPr>
-              <w:t>Чапурский, ф. (12): геометрия, изотропные</w:t>
+              <w:t>азимут, слева</w:t>
             </w:r>
           </w:p>
         </w:tc>
@@ -2550,13 +3556,13 @@
               <w:rPr>
                 <w:sz w:val="20"/>
               </w:rPr>
-              <w:t>3,66</w:t>
+              <w:t>−9</w:t>
             </w:r>
           </w:p>
         </w:tc>
         <w:tc>
           <w:tcPr>
-            <w:tcW w:type="dxa" w:w="1247"/>
+            <w:tcW w:type="dxa" w:w="1361"/>
           </w:tcPr>
           <w:p>
             <w:pPr>
@@ -2567,7 +3573,41 @@
               <w:rPr>
                 <w:sz w:val="20"/>
               </w:rPr>
-              <w:t>−18,6</w:t>
+              <w:t>−23,3</w:t>
+            </w:r>
+          </w:p>
+        </w:tc>
+        <w:tc>
+          <w:tcPr>
+            <w:tcW w:type="dxa" w:w="1587"/>
+          </w:tcPr>
+          <w:p>
+            <w:pPr>
+              <w:jc w:val="center"/>
+            </w:pPr>
+            <w:r/>
+            <w:r>
+              <w:rPr>
+                <w:sz w:val="20"/>
+              </w:rPr>
+              <w:t>−9</w:t>
+            </w:r>
+          </w:p>
+        </w:tc>
+        <w:tc>
+          <w:tcPr>
+            <w:tcW w:type="dxa" w:w="1361"/>
+          </w:tcPr>
+          <w:p>
+            <w:pPr>
+              <w:jc w:val="center"/>
+            </w:pPr>
+            <w:r/>
+            <w:r>
+              <w:rPr>
+                <w:sz w:val="20"/>
+              </w:rPr>
+              <w:t>−23,0</w:t>
             </w:r>
           </w:p>
         </w:tc>
@@ -2575,7 +3615,7 @@
       <w:tr>
         <w:tc>
           <w:tcPr>
-            <w:tcW w:type="dxa" w:w="1361"/>
+            <w:tcW w:type="dxa" w:w="2948"/>
           </w:tcPr>
           <w:p>
             <w:pPr>
@@ -2586,24 +3626,7 @@
               <w:rPr>
                 <w:sz w:val="20"/>
               </w:rPr>
-              <w:t>азимут</w:t>
-            </w:r>
-          </w:p>
-        </w:tc>
-        <w:tc>
-          <w:tcPr>
-            <w:tcW w:type="dxa" w:w="4535"/>
-          </w:tcPr>
-          <w:p>
-            <w:pPr>
-              <w:jc w:val="center"/>
-            </w:pPr>
-            <w:r/>
-            <w:r>
-              <w:rPr>
-                <w:sz w:val="20"/>
-              </w:rPr>
-              <w:t>ф. (12) × множитель элемента</w:t>
+              <w:t>азимут, справа</w:t>
             </w:r>
           </w:p>
         </w:tc>
@@ -2620,13 +3643,13 @@
               <w:rPr>
                 <w:sz w:val="20"/>
               </w:rPr>
-              <w:t>3,66</w:t>
+              <w:t>9</w:t>
             </w:r>
           </w:p>
         </w:tc>
         <w:tc>
           <w:tcPr>
-            <w:tcW w:type="dxa" w:w="1247"/>
+            <w:tcW w:type="dxa" w:w="1361"/>
           </w:tcPr>
           <w:p>
             <w:pPr>
@@ -2637,7 +3660,41 @@
               <w:rPr>
                 <w:sz w:val="20"/>
               </w:rPr>
-              <w:t>−18,0</w:t>
+              <w:t>−23,3</w:t>
+            </w:r>
+          </w:p>
+        </w:tc>
+        <w:tc>
+          <w:tcPr>
+            <w:tcW w:type="dxa" w:w="1587"/>
+          </w:tcPr>
+          <w:p>
+            <w:pPr>
+              <w:jc w:val="center"/>
+            </w:pPr>
+            <w:r/>
+            <w:r>
+              <w:rPr>
+                <w:sz w:val="20"/>
+              </w:rPr>
+              <w:t>9</w:t>
+            </w:r>
+          </w:p>
+        </w:tc>
+        <w:tc>
+          <w:tcPr>
+            <w:tcW w:type="dxa" w:w="1361"/>
+          </w:tcPr>
+          <w:p>
+            <w:pPr>
+              <w:jc w:val="center"/>
+            </w:pPr>
+            <w:r/>
+            <w:r>
+              <w:rPr>
+                <w:sz w:val="20"/>
+              </w:rPr>
+              <w:t>−23,0</w:t>
             </w:r>
           </w:p>
         </w:tc>
@@ -2645,7 +3702,7 @@
       <w:tr>
         <w:tc>
           <w:tcPr>
-            <w:tcW w:type="dxa" w:w="1361"/>
+            <w:tcW w:type="dxa" w:w="2948"/>
           </w:tcPr>
           <w:p>
             <w:pPr>
@@ -2656,24 +3713,7 @@
               <w:rPr>
                 <w:sz w:val="20"/>
               </w:rPr>
-              <w:t>азимут</w:t>
-            </w:r>
-          </w:p>
-        </w:tc>
-        <w:tc>
-          <w:tcPr>
-            <w:tcW w:type="dxa" w:w="4535"/>
-          </w:tcPr>
-          <w:p>
-            <w:pPr>
-              <w:jc w:val="center"/>
-            </w:pPr>
-            <w:r/>
-            <w:r>
-              <w:rPr>
-                <w:sz w:val="20"/>
-              </w:rPr>
-              <w:t>CST: Σ F_tx·F_rx с геометрическими опорными фазами</w:t>
+              <w:t>угол места, слева</w:t>
             </w:r>
           </w:p>
         </w:tc>
@@ -2690,13 +3730,13 @@
               <w:rPr>
                 <w:sz w:val="20"/>
               </w:rPr>
-              <w:t>3,63</w:t>
+              <w:t>−17</w:t>
             </w:r>
           </w:p>
         </w:tc>
         <w:tc>
           <w:tcPr>
-            <w:tcW w:type="dxa" w:w="1247"/>
+            <w:tcW w:type="dxa" w:w="1361"/>
           </w:tcPr>
           <w:p>
             <w:pPr>
@@ -2707,7 +3747,41 @@
               <w:rPr>
                 <w:sz w:val="20"/>
               </w:rPr>
-              <w:t>−17,1</w:t>
+              <w:t>−9,8</w:t>
+            </w:r>
+          </w:p>
+        </w:tc>
+        <w:tc>
+          <w:tcPr>
+            <w:tcW w:type="dxa" w:w="1587"/>
+          </w:tcPr>
+          <w:p>
+            <w:pPr>
+              <w:jc w:val="center"/>
+            </w:pPr>
+            <w:r/>
+            <w:r>
+              <w:rPr>
+                <w:sz w:val="20"/>
+              </w:rPr>
+              <w:t>−17</w:t>
+            </w:r>
+          </w:p>
+        </w:tc>
+        <w:tc>
+          <w:tcPr>
+            <w:tcW w:type="dxa" w:w="1361"/>
+          </w:tcPr>
+          <w:p>
+            <w:pPr>
+              <w:jc w:val="center"/>
+            </w:pPr>
+            <w:r/>
+            <w:r>
+              <w:rPr>
+                <w:sz w:val="20"/>
+              </w:rPr>
+              <w:t>−9,6</w:t>
             </w:r>
           </w:p>
         </w:tc>
@@ -2715,7 +3789,7 @@
       <w:tr>
         <w:tc>
           <w:tcPr>
-            <w:tcW w:type="dxa" w:w="1361"/>
+            <w:tcW w:type="dxa" w:w="2948"/>
           </w:tcPr>
           <w:p>
             <w:pPr>
@@ -2726,24 +3800,7 @@
               <w:rPr>
                 <w:sz w:val="20"/>
               </w:rPr>
-              <w:t>угол места</w:t>
-            </w:r>
-          </w:p>
-        </w:tc>
-        <w:tc>
-          <w:tcPr>
-            <w:tcW w:type="dxa" w:w="4535"/>
-          </w:tcPr>
-          <w:p>
-            <w:pPr>
-              <w:jc w:val="center"/>
-            </w:pPr>
-            <w:r/>
-            <w:r>
-              <w:rPr>
-                <w:sz w:val="20"/>
-              </w:rPr>
-              <w:t>Чапурский, ф. (12): геометрия, изотропные</w:t>
+              <w:t>угол места, справа</w:t>
             </w:r>
           </w:p>
         </w:tc>
@@ -2760,13 +3817,13 @@
               <w:rPr>
                 <w:sz w:val="20"/>
               </w:rPr>
-              <w:t>7,43</w:t>
+              <w:t>17</w:t>
             </w:r>
           </w:p>
         </w:tc>
         <w:tc>
           <w:tcPr>
-            <w:tcW w:type="dxa" w:w="1247"/>
+            <w:tcW w:type="dxa" w:w="1361"/>
           </w:tcPr>
           <w:p>
             <w:pPr>
@@ -2777,7 +3834,41 @@
               <w:rPr>
                 <w:sz w:val="20"/>
               </w:rPr>
-              <w:t>−8,5</w:t>
+              <w:t>−9,7</w:t>
+            </w:r>
+          </w:p>
+        </w:tc>
+        <w:tc>
+          <w:tcPr>
+            <w:tcW w:type="dxa" w:w="1587"/>
+          </w:tcPr>
+          <w:p>
+            <w:pPr>
+              <w:jc w:val="center"/>
+            </w:pPr>
+            <w:r/>
+            <w:r>
+              <w:rPr>
+                <w:sz w:val="20"/>
+              </w:rPr>
+              <w:t>17</w:t>
+            </w:r>
+          </w:p>
+        </w:tc>
+        <w:tc>
+          <w:tcPr>
+            <w:tcW w:type="dxa" w:w="1361"/>
+          </w:tcPr>
+          <w:p>
+            <w:pPr>
+              <w:jc w:val="center"/>
+            </w:pPr>
+            <w:r/>
+            <w:r>
+              <w:rPr>
+                <w:sz w:val="20"/>
+              </w:rPr>
+              <w:t>−8,2</w:t>
             </w:r>
           </w:p>
         </w:tc>
@@ -2785,7 +3876,7 @@
       <w:tr>
         <w:tc>
           <w:tcPr>
-            <w:tcW w:type="dxa" w:w="1361"/>
+            <w:tcW w:type="dxa" w:w="2948"/>
           </w:tcPr>
           <w:p>
             <w:pPr>
@@ -2796,24 +3887,7 @@
               <w:rPr>
                 <w:sz w:val="20"/>
               </w:rPr>
-              <w:t>угол места</w:t>
-            </w:r>
-          </w:p>
-        </w:tc>
-        <w:tc>
-          <w:tcPr>
-            <w:tcW w:type="dxa" w:w="4535"/>
-          </w:tcPr>
-          <w:p>
-            <w:pPr>
-              <w:jc w:val="center"/>
-            </w:pPr>
-            <w:r/>
-            <w:r>
-              <w:rPr>
-                <w:sz w:val="20"/>
-              </w:rPr>
-              <w:t>ф. (12) × множитель элемента</w:t>
+              <w:t>расхождение кривых (скз) там, где Ψ &gt; −25 дБ</w:t>
             </w:r>
           </w:p>
         </w:tc>
@@ -2830,13 +3904,13 @@
               <w:rPr>
                 <w:sz w:val="20"/>
               </w:rPr>
-              <w:t>7,32</w:t>
+              <w:t>—</w:t>
             </w:r>
           </w:p>
         </w:tc>
         <w:tc>
           <w:tcPr>
-            <w:tcW w:type="dxa" w:w="1247"/>
+            <w:tcW w:type="dxa" w:w="1361"/>
           </w:tcPr>
           <w:p>
             <w:pPr>
@@ -2847,32 +3921,13 @@
               <w:rPr>
                 <w:sz w:val="20"/>
               </w:rPr>
-              <w:t>−9,7</w:t>
-            </w:r>
-          </w:p>
-        </w:tc>
-      </w:tr>
-      <w:tr>
-        <w:tc>
-          <w:tcPr>
-            <w:tcW w:type="dxa" w:w="1361"/>
-          </w:tcPr>
-          <w:p>
-            <w:pPr>
-              <w:jc w:val="left"/>
-            </w:pPr>
-            <w:r/>
-            <w:r>
-              <w:rPr>
-                <w:sz w:val="20"/>
-              </w:rPr>
-              <w:t>угол места</w:t>
+              <w:t>—</w:t>
             </w:r>
           </w:p>
         </w:tc>
         <w:tc>
           <w:tcPr>
-            <w:tcW w:type="dxa" w:w="4535"/>
+            <w:tcW w:type="dxa" w:w="1587"/>
           </w:tcPr>
           <w:p>
             <w:pPr>
@@ -2883,13 +3938,13 @@
               <w:rPr>
                 <w:sz w:val="20"/>
               </w:rPr>
-              <w:t>CST: Σ F_tx·F_rx с геометрическими опорными фазами</w:t>
+              <w:t>азимут 0,84 дБ</w:t>
             </w:r>
           </w:p>
         </w:tc>
         <w:tc>
           <w:tcPr>
-            <w:tcW w:type="dxa" w:w="1474"/>
+            <w:tcW w:type="dxa" w:w="1361"/>
           </w:tcPr>
           <w:p>
             <w:pPr>
@@ -2900,24 +3955,7 @@
               <w:rPr>
                 <w:sz w:val="20"/>
               </w:rPr>
-              <w:t>7,41</w:t>
-            </w:r>
-          </w:p>
-        </w:tc>
-        <w:tc>
-          <w:tcPr>
-            <w:tcW w:type="dxa" w:w="1247"/>
-          </w:tcPr>
-          <w:p>
-            <w:pPr>
-              <w:jc w:val="center"/>
-            </w:pPr>
-            <w:r/>
-            <w:r>
-              <w:rPr>
-                <w:sz w:val="20"/>
-              </w:rPr>
-              <w:t>−8,2</w:t>
+              <w:t>угол места 0,95 дБ</w:t>
             </w:r>
           </w:p>
         </w:tc>
@@ -2934,7 +3972,27 @@
           <w:i/>
           <w:sz w:val="20"/>
         </w:rPr>
-        <w:t>Табл. 2. Конус: ширина луча и УБЛ ОФН по Чапурскому и по CST, 10 ГГц</w:t>
+        <w:t>Табл. 3. Положение и уровень первых боковых лепестков по обоим расчётам, 10 ГГц, и среднеквадратичное расхождение кривых</w:t>
+      </w:r>
+    </w:p>
+    <w:p>
+      <w:pPr>
+        <w:jc w:val="both"/>
+      </w:pPr>
+      <w:r>
+        <w:rPr>
+          <w:b w:val="0"/>
+          <w:i w:val="0"/>
+        </w:rPr>
+        <w:t>Как читать табл. 3. Первые боковые лепестки стоят на одних и тех же углах (±9° по азимуту, ±17° по углу места) и отличаются по уровню на 0,3 дБ по азимуту и до 1,5 дБ по углу места. Если взять всю кривую в секторе, где она выше −25 дБ, то среднеквадратичное расхождение между расчётом Чапурского и CST составляет 0,84 дБ по азимуту и 0,95 дБ по углу места — то есть кривые совпадают не только в главном лепестке, но и по всем значимым боковым.</w:t>
+      </w:r>
+    </w:p>
+    <w:p>
+      <w:pPr>
+        <w:pStyle w:val="Heading2"/>
+      </w:pPr>
+      <w:r>
+        <w:t>4.3. Координаты виртуальных фазовых центров</w:t>
       </w:r>
     </w:p>
     <w:p>
@@ -2990,6 +4048,464 @@
         <w:t>Рис. 4. Виртуальные центры всех 252 пар конуса: треугольники — rₜₙ + rᵣₖ (Чапурский), точки — по полноволновым откликам пар из CST (подгонка фазы в полосе углов места ±30° на всех азимутах, три координаты); справа — гистограмма расхождений</w:t>
       </w:r>
     </w:p>
+    <w:tbl>
+      <w:tblPr>
+        <w:tblStyle w:val="TableGrid"/>
+        <w:tblW w:type="auto" w:w="0"/>
+        <w:jc w:val="center"/>
+        <w:tblLook w:firstColumn="1" w:firstRow="1" w:lastColumn="0" w:lastRow="0" w:noHBand="0" w:noVBand="1" w:val="04A0"/>
+      </w:tblPr>
+      <w:tblGrid>
+        <w:gridCol w:w="1615"/>
+        <w:gridCol w:w="1615"/>
+        <w:gridCol w:w="1615"/>
+        <w:gridCol w:w="1615"/>
+        <w:gridCol w:w="1615"/>
+        <w:gridCol w:w="1615"/>
+      </w:tblGrid>
+      <w:tr>
+        <w:tc>
+          <w:tcPr>
+            <w:tcW w:type="dxa" w:w="794"/>
+            <w:shd w:val="clear" w:color="auto" w:fill="E7E6E6"/>
+          </w:tcPr>
+          <w:p>
+            <w:pPr>
+              <w:jc w:val="center"/>
+            </w:pPr>
+            <w:r/>
+            <w:r>
+              <w:rPr>
+                <w:b/>
+                <w:sz w:val="20"/>
+              </w:rPr>
+              <w:t>f, ГГц</w:t>
+            </w:r>
+          </w:p>
+        </w:tc>
+        <w:tc>
+          <w:tcPr>
+            <w:tcW w:type="dxa" w:w="1247"/>
+            <w:shd w:val="clear" w:color="auto" w:fill="E7E6E6"/>
+          </w:tcPr>
+          <w:p>
+            <w:pPr>
+              <w:jc w:val="center"/>
+            </w:pPr>
+            <w:r/>
+            <w:r>
+              <w:rPr>
+                <w:b/>
+                <w:sz w:val="20"/>
+              </w:rPr>
+              <w:t>Среднее, мм</w:t>
+            </w:r>
+          </w:p>
+        </w:tc>
+        <w:tc>
+          <w:tcPr>
+            <w:tcW w:type="dxa" w:w="1361"/>
+            <w:shd w:val="clear" w:color="auto" w:fill="E7E6E6"/>
+          </w:tcPr>
+          <w:p>
+            <w:pPr>
+              <w:jc w:val="center"/>
+            </w:pPr>
+            <w:r/>
+            <w:r>
+              <w:rPr>
+                <w:b/>
+                <w:sz w:val="20"/>
+              </w:rPr>
+              <w:t>95 % пар, мм</w:t>
+            </w:r>
+          </w:p>
+        </w:tc>
+        <w:tc>
+          <w:tcPr>
+            <w:tcW w:type="dxa" w:w="1361"/>
+            <w:shd w:val="clear" w:color="auto" w:fill="E7E6E6"/>
+          </w:tcPr>
+          <w:p>
+            <w:pPr>
+              <w:jc w:val="center"/>
+            </w:pPr>
+            <w:r/>
+            <w:r>
+              <w:rPr>
+                <w:b/>
+                <w:sz w:val="20"/>
+              </w:rPr>
+              <w:t>Максимум, мм</w:t>
+            </w:r>
+          </w:p>
+        </w:tc>
+        <w:tc>
+          <w:tcPr>
+            <w:tcW w:type="dxa" w:w="2381"/>
+            <w:shd w:val="clear" w:color="auto" w:fill="E7E6E6"/>
+          </w:tcPr>
+          <w:p>
+            <w:pPr>
+              <w:jc w:val="center"/>
+            </w:pPr>
+            <w:r/>
+            <w:r>
+              <w:rPr>
+                <w:b/>
+                <w:sz w:val="20"/>
+              </w:rPr>
+              <w:t>Макс. по осям x / y / z, мм</w:t>
+            </w:r>
+          </w:p>
+        </w:tc>
+        <w:tc>
+          <w:tcPr>
+            <w:tcW w:type="dxa" w:w="1701"/>
+            <w:shd w:val="clear" w:color="auto" w:fill="E7E6E6"/>
+          </w:tcPr>
+          <w:p>
+            <w:pPr>
+              <w:jc w:val="center"/>
+            </w:pPr>
+            <w:r/>
+            <w:r>
+              <w:rPr>
+                <w:b/>
+                <w:sz w:val="20"/>
+              </w:rPr>
+              <w:t>Пар с расхождением &gt; λ/20</w:t>
+            </w:r>
+          </w:p>
+        </w:tc>
+      </w:tr>
+      <w:tr>
+        <w:tc>
+          <w:tcPr>
+            <w:tcW w:type="dxa" w:w="794"/>
+          </w:tcPr>
+          <w:p>
+            <w:pPr>
+              <w:jc w:val="left"/>
+            </w:pPr>
+            <w:r/>
+            <w:r>
+              <w:rPr>
+                <w:sz w:val="20"/>
+              </w:rPr>
+              <w:t>10,0</w:t>
+            </w:r>
+          </w:p>
+        </w:tc>
+        <w:tc>
+          <w:tcPr>
+            <w:tcW w:type="dxa" w:w="1247"/>
+          </w:tcPr>
+          <w:p>
+            <w:pPr>
+              <w:jc w:val="center"/>
+            </w:pPr>
+            <w:r/>
+            <w:r>
+              <w:rPr>
+                <w:sz w:val="20"/>
+              </w:rPr>
+              <w:t>0,46</w:t>
+            </w:r>
+          </w:p>
+        </w:tc>
+        <w:tc>
+          <w:tcPr>
+            <w:tcW w:type="dxa" w:w="1361"/>
+          </w:tcPr>
+          <w:p>
+            <w:pPr>
+              <w:jc w:val="center"/>
+            </w:pPr>
+            <w:r/>
+            <w:r>
+              <w:rPr>
+                <w:sz w:val="20"/>
+              </w:rPr>
+              <w:t>0,70</w:t>
+            </w:r>
+          </w:p>
+        </w:tc>
+        <w:tc>
+          <w:tcPr>
+            <w:tcW w:type="dxa" w:w="1361"/>
+          </w:tcPr>
+          <w:p>
+            <w:pPr>
+              <w:jc w:val="center"/>
+            </w:pPr>
+            <w:r/>
+            <w:r>
+              <w:rPr>
+                <w:sz w:val="20"/>
+              </w:rPr>
+              <w:t>0,74</w:t>
+            </w:r>
+          </w:p>
+        </w:tc>
+        <w:tc>
+          <w:tcPr>
+            <w:tcW w:type="dxa" w:w="2381"/>
+          </w:tcPr>
+          <w:p>
+            <w:pPr>
+              <w:jc w:val="center"/>
+            </w:pPr>
+            <w:r/>
+            <w:r>
+              <w:rPr>
+                <w:sz w:val="20"/>
+              </w:rPr>
+              <w:t>0,48 / 0,52 / 0,65</w:t>
+            </w:r>
+          </w:p>
+        </w:tc>
+        <w:tc>
+          <w:tcPr>
+            <w:tcW w:type="dxa" w:w="1701"/>
+          </w:tcPr>
+          <w:p>
+            <w:pPr>
+              <w:jc w:val="center"/>
+            </w:pPr>
+            <w:r/>
+            <w:r>
+              <w:rPr>
+                <w:sz w:val="20"/>
+              </w:rPr>
+              <w:t>0</w:t>
+            </w:r>
+          </w:p>
+        </w:tc>
+      </w:tr>
+      <w:tr>
+        <w:tc>
+          <w:tcPr>
+            <w:tcW w:type="dxa" w:w="794"/>
+          </w:tcPr>
+          <w:p>
+            <w:pPr>
+              <w:jc w:val="left"/>
+            </w:pPr>
+            <w:r/>
+            <w:r>
+              <w:rPr>
+                <w:sz w:val="20"/>
+              </w:rPr>
+              <w:t>9,8</w:t>
+            </w:r>
+          </w:p>
+        </w:tc>
+        <w:tc>
+          <w:tcPr>
+            <w:tcW w:type="dxa" w:w="1247"/>
+          </w:tcPr>
+          <w:p>
+            <w:pPr>
+              <w:jc w:val="center"/>
+            </w:pPr>
+            <w:r/>
+            <w:r>
+              <w:rPr>
+                <w:sz w:val="20"/>
+              </w:rPr>
+              <w:t>0,46</w:t>
+            </w:r>
+          </w:p>
+        </w:tc>
+        <w:tc>
+          <w:tcPr>
+            <w:tcW w:type="dxa" w:w="1361"/>
+          </w:tcPr>
+          <w:p>
+            <w:pPr>
+              <w:jc w:val="center"/>
+            </w:pPr>
+            <w:r/>
+            <w:r>
+              <w:rPr>
+                <w:sz w:val="20"/>
+              </w:rPr>
+              <w:t>0,70</w:t>
+            </w:r>
+          </w:p>
+        </w:tc>
+        <w:tc>
+          <w:tcPr>
+            <w:tcW w:type="dxa" w:w="1361"/>
+          </w:tcPr>
+          <w:p>
+            <w:pPr>
+              <w:jc w:val="center"/>
+            </w:pPr>
+            <w:r/>
+            <w:r>
+              <w:rPr>
+                <w:sz w:val="20"/>
+              </w:rPr>
+              <w:t>0,71</w:t>
+            </w:r>
+          </w:p>
+        </w:tc>
+        <w:tc>
+          <w:tcPr>
+            <w:tcW w:type="dxa" w:w="2381"/>
+          </w:tcPr>
+          <w:p>
+            <w:pPr>
+              <w:jc w:val="center"/>
+            </w:pPr>
+            <w:r/>
+            <w:r>
+              <w:rPr>
+                <w:sz w:val="20"/>
+              </w:rPr>
+              <w:t>—</w:t>
+            </w:r>
+          </w:p>
+        </w:tc>
+        <w:tc>
+          <w:tcPr>
+            <w:tcW w:type="dxa" w:w="1701"/>
+          </w:tcPr>
+          <w:p>
+            <w:pPr>
+              <w:jc w:val="center"/>
+            </w:pPr>
+            <w:r/>
+            <w:r>
+              <w:rPr>
+                <w:sz w:val="20"/>
+              </w:rPr>
+              <w:t>0</w:t>
+            </w:r>
+          </w:p>
+        </w:tc>
+      </w:tr>
+      <w:tr>
+        <w:tc>
+          <w:tcPr>
+            <w:tcW w:type="dxa" w:w="794"/>
+          </w:tcPr>
+          <w:p>
+            <w:pPr>
+              <w:jc w:val="left"/>
+            </w:pPr>
+            <w:r/>
+            <w:r>
+              <w:rPr>
+                <w:sz w:val="20"/>
+              </w:rPr>
+              <w:t>10,2</w:t>
+            </w:r>
+          </w:p>
+        </w:tc>
+        <w:tc>
+          <w:tcPr>
+            <w:tcW w:type="dxa" w:w="1247"/>
+          </w:tcPr>
+          <w:p>
+            <w:pPr>
+              <w:jc w:val="center"/>
+            </w:pPr>
+            <w:r/>
+            <w:r>
+              <w:rPr>
+                <w:sz w:val="20"/>
+              </w:rPr>
+              <w:t>0,73</w:t>
+            </w:r>
+          </w:p>
+        </w:tc>
+        <w:tc>
+          <w:tcPr>
+            <w:tcW w:type="dxa" w:w="1361"/>
+          </w:tcPr>
+          <w:p>
+            <w:pPr>
+              <w:jc w:val="center"/>
+            </w:pPr>
+            <w:r/>
+            <w:r>
+              <w:rPr>
+                <w:sz w:val="20"/>
+              </w:rPr>
+              <w:t>0,65</w:t>
+            </w:r>
+          </w:p>
+        </w:tc>
+        <w:tc>
+          <w:tcPr>
+            <w:tcW w:type="dxa" w:w="1361"/>
+          </w:tcPr>
+          <w:p>
+            <w:pPr>
+              <w:jc w:val="center"/>
+            </w:pPr>
+            <w:r/>
+            <w:r>
+              <w:rPr>
+                <w:sz w:val="20"/>
+              </w:rPr>
+              <w:t>19,62</w:t>
+            </w:r>
+          </w:p>
+        </w:tc>
+        <w:tc>
+          <w:tcPr>
+            <w:tcW w:type="dxa" w:w="2381"/>
+          </w:tcPr>
+          <w:p>
+            <w:pPr>
+              <w:jc w:val="center"/>
+            </w:pPr>
+            <w:r/>
+            <w:r>
+              <w:rPr>
+                <w:sz w:val="20"/>
+              </w:rPr>
+              <w:t>—</w:t>
+            </w:r>
+          </w:p>
+        </w:tc>
+        <w:tc>
+          <w:tcPr>
+            <w:tcW w:type="dxa" w:w="1701"/>
+          </w:tcPr>
+          <w:p>
+            <w:pPr>
+              <w:jc w:val="center"/>
+            </w:pPr>
+            <w:r/>
+            <w:r>
+              <w:rPr>
+                <w:sz w:val="20"/>
+              </w:rPr>
+              <w:t>4</w:t>
+            </w:r>
+          </w:p>
+        </w:tc>
+      </w:tr>
+    </w:tbl>
+    <w:p>
+      <w:pPr>
+        <w:spacing w:after="200"/>
+        <w:jc w:val="center"/>
+      </w:pPr>
+      <w:r>
+        <w:rPr>
+          <w:b w:val="0"/>
+          <w:i/>
+          <w:sz w:val="20"/>
+        </w:rPr>
+        <w:t>Табл. 4. Расхождение координат виртуальных центров 252 пар между формулой rₜₙ + rᵣₖ и CST (λ/20 = 1,5 мм)</w:t>
+      </w:r>
+    </w:p>
     <w:p>
       <w:pPr>
         <w:jc w:val="both"/>
@@ -2999,7 +4515,463 @@
           <w:b w:val="0"/>
           <w:i w:val="0"/>
         </w:rPr>
-        <w:t>Как читать рис. 3–4 и табл. 2. Виртуальные центры по CST совпадают с rₜₙ + rᵣₖ: расхождение в среднем 0,46 мм, у 95 % пар не более 0,70 мм, наибольшее 0,74 мм (по осям x/y/z: 0,48/0,52/0,65 мм); пар с расхождением больше λ/20 — 0. Это ответ на вопрос о координатах виртуальных фазовых центров объёмной решётки: они равны сумме координат передатчика и приёмника и для конуса, в том числе по высоте z. ОФН по CST повторяет ОФН по формуле с множителем элемента по ширине луча и по уровням лепестков (табл. 2); отличие от изотропного варианта — множитель элемента, который в формулы Чапурского не входит и появляется только в электродинамическом расчёте.</w:t>
+        <w:t>Как читать рис. 4 и табл. 4. На рис. 4 каждая точка CST сидит внутри своего треугольника — и в плане (x, y), и по высоте (x, z): виртуальные центры конуса образуют четыре слоя по z (суммы высот колец Tx и Rx), и слои по CST те же. Численно на 10 ГГц расхождение в среднем 0,46 мм, у 95 % пар не более 0,70 мм, наибольшее 0,74 мм = λ/40; по каждой оси не более 0,65 мм. Ни одна пара не вышла за λ/20. На 9,8 ГГц картина та же; на 10,2 ГГц у 4 пар из 252 подгонка дала выбросы до 20 мм (срыв развёртки фазы на изрезанной ДН — дефект оценки, а не геометрии), остальные 95 % пар — в пределах 0,65 мм. Итог: координаты виртуальных центров объёмной решётки равны сумме координат передатчика и приёмника, включая вертикальную координату, и это выполняется в полосе ±2 %.</w:t>
+      </w:r>
+    </w:p>
+    <w:p>
+      <w:pPr>
+        <w:pStyle w:val="Heading2"/>
+      </w:pPr>
+      <w:r>
+        <w:t>4.4. Фазовый центр всей системы</w:t>
+      </w:r>
+    </w:p>
+    <w:p>
+      <w:pPr>
+        <w:jc w:val="both"/>
+      </w:pPr>
+      <w:r>
+        <w:rPr>
+          <w:b w:val="0"/>
+          <w:i w:val="0"/>
+        </w:rPr>
+        <w:t>Фазовый центр всей MIMO-системы определён для сфокусированного отклика — суммы откликов всех пар с опорными фазами exp(−jk·rᵥ·u₀), как в обработке Чапурского (без опорных фаз пары в направлении u₀ не синфазны, и единого центра у суммы нет). Подгонка — внутри главного лепестка (±3°), координата вдоль луча по симметрии равна нулю, ищутся поперечные y и z. Тот же способ применён к формуле (6), чтобы сравнивать одинаково определённые величины.</w:t>
+      </w:r>
+    </w:p>
+    <w:tbl>
+      <w:tblPr>
+        <w:tblStyle w:val="TableGrid"/>
+        <w:tblW w:type="auto" w:w="0"/>
+        <w:jc w:val="center"/>
+        <w:tblLook w:firstColumn="1" w:firstRow="1" w:lastColumn="0" w:lastRow="0" w:noHBand="0" w:noVBand="1" w:val="04A0"/>
+      </w:tblPr>
+      <w:tblGrid>
+        <w:gridCol w:w="3230"/>
+        <w:gridCol w:w="3230"/>
+        <w:gridCol w:w="3230"/>
+      </w:tblGrid>
+      <w:tr>
+        <w:tc>
+          <w:tcPr>
+            <w:tcW w:type="dxa" w:w="4309"/>
+            <w:shd w:val="clear" w:color="auto" w:fill="E7E6E6"/>
+          </w:tcPr>
+          <w:p>
+            <w:pPr>
+              <w:jc w:val="center"/>
+            </w:pPr>
+            <w:r/>
+            <w:r>
+              <w:rPr>
+                <w:b/>
+                <w:sz w:val="20"/>
+              </w:rPr>
+              <w:t>Оценка</w:t>
+            </w:r>
+          </w:p>
+        </w:tc>
+        <w:tc>
+          <w:tcPr>
+            <w:tcW w:type="dxa" w:w="2608"/>
+            <w:shd w:val="clear" w:color="auto" w:fill="E7E6E6"/>
+          </w:tcPr>
+          <w:p>
+            <w:pPr>
+              <w:jc w:val="center"/>
+            </w:pPr>
+            <w:r/>
+            <w:r>
+              <w:rPr>
+                <w:b/>
+                <w:sz w:val="20"/>
+              </w:rPr>
+              <w:t>x; y; z, мм</w:t>
+            </w:r>
+          </w:p>
+        </w:tc>
+        <w:tc>
+          <w:tcPr>
+            <w:tcW w:type="dxa" w:w="1701"/>
+            <w:shd w:val="clear" w:color="auto" w:fill="E7E6E6"/>
+          </w:tcPr>
+          <w:p>
+            <w:pPr>
+              <w:jc w:val="center"/>
+            </w:pPr>
+            <w:r/>
+            <w:r>
+              <w:rPr>
+                <w:b/>
+                <w:sz w:val="20"/>
+              </w:rPr>
+              <w:t>Остаток фазы, °</w:t>
+            </w:r>
+          </w:p>
+        </w:tc>
+      </w:tr>
+      <w:tr>
+        <w:tc>
+          <w:tcPr>
+            <w:tcW w:type="dxa" w:w="4309"/>
+          </w:tcPr>
+          <w:p>
+            <w:pPr>
+              <w:jc w:val="left"/>
+            </w:pPr>
+            <w:r/>
+            <w:r>
+              <w:rPr>
+                <w:sz w:val="20"/>
+              </w:rPr>
+              <w:t>Формула (6), сфокусированная (Чапурский)</w:t>
+            </w:r>
+          </w:p>
+        </w:tc>
+        <w:tc>
+          <w:tcPr>
+            <w:tcW w:type="dxa" w:w="2608"/>
+          </w:tcPr>
+          <w:p>
+            <w:pPr>
+              <w:jc w:val="center"/>
+            </w:pPr>
+            <w:r/>
+            <w:r>
+              <w:rPr>
+                <w:sz w:val="20"/>
+              </w:rPr>
+              <w:t>0; 0,0; 117,6</w:t>
+            </w:r>
+          </w:p>
+        </w:tc>
+        <w:tc>
+          <w:tcPr>
+            <w:tcW w:type="dxa" w:w="1701"/>
+          </w:tcPr>
+          <w:p>
+            <w:pPr>
+              <w:jc w:val="center"/>
+            </w:pPr>
+            <w:r/>
+            <w:r>
+              <w:rPr>
+                <w:sz w:val="20"/>
+              </w:rPr>
+              <w:t>0,8</w:t>
+            </w:r>
+          </w:p>
+        </w:tc>
+      </w:tr>
+      <w:tr>
+        <w:tc>
+          <w:tcPr>
+            <w:tcW w:type="dxa" w:w="4309"/>
+          </w:tcPr>
+          <w:p>
+            <w:pPr>
+              <w:jc w:val="left"/>
+            </w:pPr>
+            <w:r/>
+            <w:r>
+              <w:rPr>
+                <w:sz w:val="20"/>
+              </w:rPr>
+              <w:t>CST, геометрические опорные фазы</w:t>
+            </w:r>
+          </w:p>
+        </w:tc>
+        <w:tc>
+          <w:tcPr>
+            <w:tcW w:type="dxa" w:w="2608"/>
+          </w:tcPr>
+          <w:p>
+            <w:pPr>
+              <w:jc w:val="center"/>
+            </w:pPr>
+            <w:r/>
+            <w:r>
+              <w:rPr>
+                <w:sz w:val="20"/>
+              </w:rPr>
+              <w:t>0; 0,0; 117,8</w:t>
+            </w:r>
+          </w:p>
+        </w:tc>
+        <w:tc>
+          <w:tcPr>
+            <w:tcW w:type="dxa" w:w="1701"/>
+          </w:tcPr>
+          <w:p>
+            <w:pPr>
+              <w:jc w:val="center"/>
+            </w:pPr>
+            <w:r/>
+            <w:r>
+              <w:rPr>
+                <w:sz w:val="20"/>
+              </w:rPr>
+              <w:t>0,8</w:t>
+            </w:r>
+          </w:p>
+        </w:tc>
+      </w:tr>
+      <w:tr>
+        <w:tc>
+          <w:tcPr>
+            <w:tcW w:type="dxa" w:w="4309"/>
+          </w:tcPr>
+          <w:p>
+            <w:pPr>
+              <w:jc w:val="left"/>
+            </w:pPr>
+            <w:r/>
+            <w:r>
+              <w:rPr>
+                <w:sz w:val="20"/>
+              </w:rPr>
+              <w:t>CST, калибровка каналов по u₀</w:t>
+            </w:r>
+          </w:p>
+        </w:tc>
+        <w:tc>
+          <w:tcPr>
+            <w:tcW w:type="dxa" w:w="2608"/>
+          </w:tcPr>
+          <w:p>
+            <w:pPr>
+              <w:jc w:val="center"/>
+            </w:pPr>
+            <w:r/>
+            <w:r>
+              <w:rPr>
+                <w:sz w:val="20"/>
+              </w:rPr>
+              <w:t>0; 0,0; 118,2</w:t>
+            </w:r>
+          </w:p>
+        </w:tc>
+        <w:tc>
+          <w:tcPr>
+            <w:tcW w:type="dxa" w:w="1701"/>
+          </w:tcPr>
+          <w:p>
+            <w:pPr>
+              <w:jc w:val="center"/>
+            </w:pPr>
+            <w:r/>
+            <w:r>
+              <w:rPr>
+                <w:sz w:val="20"/>
+              </w:rPr>
+              <w:t>0,8</w:t>
+            </w:r>
+          </w:p>
+        </w:tc>
+      </w:tr>
+      <w:tr>
+        <w:tc>
+          <w:tcPr>
+            <w:tcW w:type="dxa" w:w="4309"/>
+          </w:tcPr>
+          <w:p>
+            <w:pPr>
+              <w:jc w:val="left"/>
+            </w:pPr>
+            <w:r/>
+            <w:r>
+              <w:rPr>
+                <w:sz w:val="20"/>
+              </w:rPr>
+              <w:t>Среднее виртуальных центров r̄ₜ + r̄ᵣ</w:t>
+            </w:r>
+          </w:p>
+        </w:tc>
+        <w:tc>
+          <w:tcPr>
+            <w:tcW w:type="dxa" w:w="2608"/>
+          </w:tcPr>
+          <w:p>
+            <w:pPr>
+              <w:jc w:val="center"/>
+            </w:pPr>
+            <w:r/>
+            <w:r>
+              <w:rPr>
+                <w:sz w:val="20"/>
+              </w:rPr>
+              <w:t>0; 0; 115,3</w:t>
+            </w:r>
+          </w:p>
+        </w:tc>
+        <w:tc>
+          <w:tcPr>
+            <w:tcW w:type="dxa" w:w="1701"/>
+          </w:tcPr>
+          <w:p>
+            <w:pPr>
+              <w:jc w:val="center"/>
+            </w:pPr>
+            <w:r/>
+            <w:r>
+              <w:rPr>
+                <w:sz w:val="20"/>
+              </w:rPr>
+              <w:t>—</w:t>
+            </w:r>
+          </w:p>
+        </w:tc>
+      </w:tr>
+      <w:tr>
+        <w:tc>
+          <w:tcPr>
+            <w:tcW w:type="dxa" w:w="4309"/>
+          </w:tcPr>
+          <w:p>
+            <w:pPr>
+              <w:jc w:val="left"/>
+            </w:pPr>
+            <w:r/>
+            <w:r>
+              <w:rPr>
+                <w:sz w:val="20"/>
+              </w:rPr>
+              <w:t>Центр тяжести физических излучателей</w:t>
+            </w:r>
+          </w:p>
+        </w:tc>
+        <w:tc>
+          <w:tcPr>
+            <w:tcW w:type="dxa" w:w="2608"/>
+          </w:tcPr>
+          <w:p>
+            <w:pPr>
+              <w:jc w:val="center"/>
+            </w:pPr>
+            <w:r/>
+            <w:r>
+              <w:rPr>
+                <w:sz w:val="20"/>
+              </w:rPr>
+              <w:t>0; 0; 55,1</w:t>
+            </w:r>
+          </w:p>
+        </w:tc>
+        <w:tc>
+          <w:tcPr>
+            <w:tcW w:type="dxa" w:w="1701"/>
+          </w:tcPr>
+          <w:p>
+            <w:pPr>
+              <w:jc w:val="center"/>
+            </w:pPr>
+            <w:r/>
+            <w:r>
+              <w:rPr>
+                <w:sz w:val="20"/>
+              </w:rPr>
+              <w:t>—</w:t>
+            </w:r>
+          </w:p>
+        </w:tc>
+      </w:tr>
+      <w:tr>
+        <w:tc>
+          <w:tcPr>
+            <w:tcW w:type="dxa" w:w="4309"/>
+          </w:tcPr>
+          <w:p>
+            <w:pPr>
+              <w:jc w:val="left"/>
+            </w:pPr>
+            <w:r/>
+            <w:r>
+              <w:rPr>
+                <w:sz w:val="20"/>
+              </w:rPr>
+              <w:t>CST без опорных фаз (для справки)</w:t>
+            </w:r>
+          </w:p>
+        </w:tc>
+        <w:tc>
+          <w:tcPr>
+            <w:tcW w:type="dxa" w:w="2608"/>
+          </w:tcPr>
+          <w:p>
+            <w:pPr>
+              <w:jc w:val="center"/>
+            </w:pPr>
+            <w:r/>
+            <w:r>
+              <w:rPr>
+                <w:sz w:val="20"/>
+              </w:rPr>
+              <w:t>0; 0,0; 65,1</w:t>
+            </w:r>
+          </w:p>
+        </w:tc>
+        <w:tc>
+          <w:tcPr>
+            <w:tcW w:type="dxa" w:w="1701"/>
+          </w:tcPr>
+          <w:p>
+            <w:pPr>
+              <w:jc w:val="center"/>
+            </w:pPr>
+            <w:r/>
+            <w:r>
+              <w:rPr>
+                <w:sz w:val="20"/>
+              </w:rPr>
+              <w:t>22,3</w:t>
+            </w:r>
+          </w:p>
+        </w:tc>
+      </w:tr>
+    </w:tbl>
+    <w:p>
+      <w:pPr>
+        <w:spacing w:after="200"/>
+        <w:jc w:val="center"/>
+      </w:pPr>
+      <w:r>
+        <w:rPr>
+          <w:b w:val="0"/>
+          <w:i/>
+          <w:sz w:val="20"/>
+        </w:rPr>
+        <w:t>Табл. 5. Фазовый центр сфокусированной MIMO-системы (конус), 10 ГГц</w:t>
+      </w:r>
+    </w:p>
+    <w:p>
+      <w:pPr>
+        <w:jc w:val="both"/>
+      </w:pPr>
+      <w:r>
+        <w:rPr>
+          <w:b w:val="0"/>
+          <w:i w:val="0"/>
+        </w:rPr>
+        <w:t>Как читать табл. 5. Расчёт Чапурского и CST дают один и тот же центр: z = 117,6 мм против 117,8 мм, разница 0,2 мм, остаток фазы в лепестке меньше 1°. Калибровка каналов по опорному направлению меняет z на 0,4 мм — разброс начальных фаз каналов в конусе на центр системы почти не влияет. Центр лежит на высоте около 118 мм — выше центра тяжести излучателей (55 мм) и чуть выше среднего виртуальных центров (115,3 мм): среднее арифметическое не учитывает, что слои эквивалента имеют разную «силу» (разное число пар и разные амплитуды). Без опорных фаз остаток 22° и центр уходит на 65 мм — иллюстрация того, что понятие фазового центра MIMO-системы имеет смысл только для сфокусированного отклика.</w:t>
+      </w:r>
+    </w:p>
+    <w:p>
+      <w:pPr>
+        <w:pStyle w:val="Heading2"/>
+      </w:pPr>
+      <w:r>
+        <w:t>4.5. Итог сопоставления</w:t>
+      </w:r>
+    </w:p>
+    <w:p>
+      <w:pPr>
+        <w:jc w:val="both"/>
+      </w:pPr>
+      <w:r>
+        <w:rPr>
+          <w:b w:val="0"/>
+          <w:i w:val="0"/>
+        </w:rPr>
+        <w:t>Все четыре сравнения сошлись: форма ОФН — в пределах 0,1° по ширине и 1 дБ по лепесткам на трёх частотах; положения первых боковых лепестков — точно; координаты 252 виртуальных центров — не хуже 0,74 мм (λ/40) по трём осям; фазовый центр системы — в пределах 0,2 мм. Расхождения объясняются тем единственным, чего нет в формулах Чапурского, — реальными диаграммами излучателей (множитель элемента, разные амплитуды пар, рябь от переизлучения соседей). Следовательно, метод расчёта координат виртуальных фазовых центров rₜₙ + rᵣₖ и ОФН по ним применим к конусной решётке с реальными излучателями без поправок к координатам.</w:t>
       </w:r>
     </w:p>
     <w:p>
